--- a/templates/Job_Shadowing_Certificates.docx
+++ b/templates/Job_Shadowing_Certificates.docx
@@ -54,19 +54,26 @@
           <w:sz w:val="52"/>
           <w:szCs w:val="52"/>
         </w:rPr>
-        <w:t>Andra-Iulia Neacsu</w:t>
-      </w:r>
-    </w:p>
-    <w:p>
-      <w:pPr>
-        <w:spacing w:line="240" w:lineRule="auto"/>
-        <w:jc w:val="center"/>
-        <w:rPr>
-          <w:rFonts w:ascii="Times New Roman" w:eastAsia="Times New Roman" w:hAnsi="Times New Roman" w:cs="Times New Roman"/>
-          <w:sz w:val="28"/>
-          <w:szCs w:val="28"/>
-        </w:rPr>
-      </w:pPr>
+        <w:t>{{NAME}</w:t>
+      </w:r>
+      <w:r>
+        <w:rPr>
+          <w:b/>
+          <w:bCs/>
+          <w:sz w:val="52"/>
+          <w:szCs w:val="52"/>
+        </w:rPr>
+        <w:t>}</w:t>
+      </w:r>
+      <w:r>
+        <w:rPr>
+          <w:b/>
+          <w:bCs/>
+          <w:sz w:val="52"/>
+          <w:szCs w:val="52"/>
+        </w:rPr>
+        <w:t xml:space="preserve"> </w:t>
+      </w:r>
     </w:p>
     <w:p>
       <w:pPr>
@@ -94,61 +101,7 @@
           <w:sz w:val="28"/>
           <w:szCs w:val="28"/>
         </w:rPr>
-        <w:t xml:space="preserve">has </w:t>
-      </w:r>
-      <w:proofErr w:type="spellStart"/>
-      <w:r>
-        <w:rPr>
-          <w:rFonts w:ascii="Calibri" w:eastAsia="Calibri" w:hAnsi="Calibri" w:cs="Calibri"/>
-          <w:sz w:val="28"/>
-          <w:szCs w:val="28"/>
-        </w:rPr>
-        <w:t>successfully</w:t>
-      </w:r>
-      <w:proofErr w:type="spellEnd"/>
-      <w:r>
-        <w:rPr>
-          <w:rFonts w:ascii="Calibri" w:eastAsia="Calibri" w:hAnsi="Calibri" w:cs="Calibri"/>
-          <w:sz w:val="28"/>
-          <w:szCs w:val="28"/>
-        </w:rPr>
-        <w:t xml:space="preserve"> </w:t>
-      </w:r>
-      <w:proofErr w:type="spellStart"/>
-      <w:r>
-        <w:rPr>
-          <w:rFonts w:ascii="Calibri" w:eastAsia="Calibri" w:hAnsi="Calibri" w:cs="Calibri"/>
-          <w:sz w:val="28"/>
-          <w:szCs w:val="28"/>
-        </w:rPr>
-        <w:t>completed</w:t>
-      </w:r>
-      <w:proofErr w:type="spellEnd"/>
-      <w:r>
-        <w:rPr>
-          <w:rFonts w:ascii="Calibri" w:eastAsia="Calibri" w:hAnsi="Calibri" w:cs="Calibri"/>
-          <w:sz w:val="28"/>
-          <w:szCs w:val="28"/>
-        </w:rPr>
-        <w:t xml:space="preserve"> a JOB SHADOWING </w:t>
-      </w:r>
-      <w:proofErr w:type="spellStart"/>
-      <w:r>
-        <w:rPr>
-          <w:rFonts w:ascii="Calibri" w:eastAsia="Calibri" w:hAnsi="Calibri" w:cs="Calibri"/>
-          <w:sz w:val="28"/>
-          <w:szCs w:val="28"/>
-        </w:rPr>
-        <w:t>programme</w:t>
-      </w:r>
-      <w:proofErr w:type="spellEnd"/>
-      <w:r>
-        <w:rPr>
-          <w:rFonts w:ascii="Calibri" w:eastAsia="Calibri" w:hAnsi="Calibri" w:cs="Calibri"/>
-          <w:sz w:val="28"/>
-          <w:szCs w:val="28"/>
-        </w:rPr>
-        <w:t xml:space="preserve"> at </w:t>
+        <w:t xml:space="preserve">has successfully completed a JOB SHADOWING programme at </w:t>
       </w:r>
     </w:p>
     <w:p>
@@ -160,68 +113,6 @@
           <w:szCs w:val="24"/>
         </w:rPr>
       </w:pPr>
-    </w:p>
-    <w:p>
-      <w:pPr>
-        <w:spacing w:line="240" w:lineRule="auto"/>
-        <w:jc w:val="center"/>
-        <w:rPr>
-          <w:rFonts w:ascii="Calibri" w:eastAsia="Calibri" w:hAnsi="Calibri" w:cs="Calibri"/>
-          <w:b/>
-          <w:bCs/>
-          <w:sz w:val="48"/>
-          <w:szCs w:val="48"/>
-          <w:highlight w:val="white"/>
-        </w:rPr>
-      </w:pPr>
-      <w:proofErr w:type="spellStart"/>
-      <w:r>
-        <w:rPr>
-          <w:rFonts w:ascii="Calibri" w:eastAsia="Calibri" w:hAnsi="Calibri" w:cs="Calibri"/>
-          <w:b/>
-          <w:bCs/>
-          <w:sz w:val="48"/>
-          <w:szCs w:val="48"/>
-          <w:highlight w:val="white"/>
-        </w:rPr>
-        <w:t>Agrupamento</w:t>
-      </w:r>
-      <w:proofErr w:type="spellEnd"/>
-      <w:r>
-        <w:rPr>
-          <w:rFonts w:ascii="Calibri" w:eastAsia="Calibri" w:hAnsi="Calibri" w:cs="Calibri"/>
-          <w:b/>
-          <w:bCs/>
-          <w:sz w:val="48"/>
-          <w:szCs w:val="48"/>
-          <w:highlight w:val="white"/>
-        </w:rPr>
-        <w:t xml:space="preserve"> de </w:t>
-      </w:r>
-      <w:proofErr w:type="spellStart"/>
-      <w:r>
-        <w:rPr>
-          <w:rFonts w:ascii="Calibri" w:eastAsia="Calibri" w:hAnsi="Calibri" w:cs="Calibri"/>
-          <w:b/>
-          <w:bCs/>
-          <w:sz w:val="48"/>
-          <w:szCs w:val="48"/>
-          <w:highlight w:val="white"/>
-        </w:rPr>
-        <w:t>Escolas</w:t>
-      </w:r>
-      <w:proofErr w:type="spellEnd"/>
-      <w:r>
-        <w:rPr>
-          <w:rFonts w:ascii="Calibri" w:eastAsia="Calibri" w:hAnsi="Calibri" w:cs="Calibri"/>
-          <w:b/>
-          <w:bCs/>
-          <w:sz w:val="48"/>
-          <w:szCs w:val="48"/>
-          <w:highlight w:val="white"/>
-        </w:rPr>
-        <w:t xml:space="preserve"> Rio Arade</w:t>
-      </w:r>
     </w:p>
     <w:p>
       <w:pPr>
@@ -233,40 +124,37 @@
           <w:bCs/>
           <w:sz w:val="44"/>
           <w:szCs w:val="44"/>
+        </w:rPr>
+      </w:pPr>
+      <w:r>
+        <w:rPr>
+          <w:rFonts w:ascii="Calibri" w:eastAsia="Calibri" w:hAnsi="Calibri" w:cs="Calibri"/>
+          <w:b/>
+          <w:bCs/>
+          <w:sz w:val="44"/>
+          <w:szCs w:val="44"/>
+        </w:rPr>
+        <w:t>{{HOST_ORG}}</w:t>
+      </w:r>
+    </w:p>
+    <w:p>
+      <w:pPr>
+        <w:spacing w:line="240" w:lineRule="auto"/>
+        <w:jc w:val="center"/>
+        <w:rPr>
+          <w:rFonts w:ascii="Calibri" w:eastAsia="Calibri" w:hAnsi="Calibri" w:cs="Calibri"/>
+          <w:sz w:val="44"/>
+          <w:szCs w:val="44"/>
           <w:highlight w:val="white"/>
         </w:rPr>
       </w:pPr>
       <w:r>
         <w:rPr>
           <w:rFonts w:ascii="Calibri" w:eastAsia="Calibri" w:hAnsi="Calibri" w:cs="Calibri"/>
-          <w:color w:val="202124"/>
-          <w:sz w:val="30"/>
-          <w:szCs w:val="30"/>
-          <w:highlight w:val="white"/>
-        </w:rPr>
-        <w:t xml:space="preserve">Rua da Escola 8400-615 </w:t>
-      </w:r>
-      <w:proofErr w:type="spellStart"/>
-      <w:r>
-        <w:rPr>
-          <w:rFonts w:ascii="Calibri" w:eastAsia="Calibri" w:hAnsi="Calibri" w:cs="Calibri"/>
-          <w:color w:val="202124"/>
-          <w:sz w:val="30"/>
-          <w:szCs w:val="30"/>
-          <w:highlight w:val="white"/>
-        </w:rPr>
-        <w:t>Parchal</w:t>
-      </w:r>
-      <w:proofErr w:type="spellEnd"/>
-      <w:r>
-        <w:rPr>
-          <w:rFonts w:ascii="Calibri" w:eastAsia="Calibri" w:hAnsi="Calibri" w:cs="Calibri"/>
-          <w:color w:val="202124"/>
-          <w:sz w:val="30"/>
-          <w:szCs w:val="30"/>
-          <w:highlight w:val="white"/>
-        </w:rPr>
-        <w:t>, Lagoa, Portugal</w:t>
+          <w:sz w:val="44"/>
+          <w:szCs w:val="44"/>
+        </w:rPr>
+        <w:t>{{HOST_ORG_ADDRESS}}</w:t>
       </w:r>
     </w:p>
     <w:p>
@@ -299,9 +187,18 @@
           <w:sz w:val="32"/>
           <w:szCs w:val="32"/>
         </w:rPr>
-        <w:t xml:space="preserve">in </w:t>
-      </w:r>
-      <w:proofErr w:type="spellStart"/>
+        <w:t xml:space="preserve">in the period </w:t>
+      </w:r>
+      <w:r>
+        <w:rPr>
+          <w:rFonts w:ascii="Calibri" w:eastAsia="Calibri" w:hAnsi="Calibri" w:cs="Calibri"/>
+          <w:b/>
+          <w:bCs/>
+          <w:sz w:val="28"/>
+          <w:szCs w:val="28"/>
+        </w:rPr>
+        <w:t xml:space="preserve">{{START}} - {{END}} </w:t>
+      </w:r>
       <w:r>
         <w:rPr>
           <w:rFonts w:ascii="Calibri" w:eastAsia="Calibri" w:hAnsi="Calibri" w:cs="Calibri"/>
@@ -310,10 +207,27 @@
           <w:sz w:val="32"/>
           <w:szCs w:val="32"/>
         </w:rPr>
-        <w:t>the</w:t>
-      </w:r>
-      <w:proofErr w:type="spellEnd"/>
-      <w:r>
+        <w:t>within the project:</w:t>
+      </w:r>
+    </w:p>
+    <w:p>
+      <w:pPr>
+        <w:spacing w:line="240" w:lineRule="auto"/>
+        <w:rPr>
+          <w:rFonts w:ascii="Times New Roman" w:eastAsia="Times New Roman" w:hAnsi="Times New Roman" w:cs="Times New Roman"/>
+          <w:sz w:val="24"/>
+          <w:szCs w:val="24"/>
+        </w:rPr>
+      </w:pPr>
+    </w:p>
+    <w:p>
+      <w:pPr>
+        <w:tabs>
+          <w:tab w:val="center" w:pos="4153"/>
+          <w:tab w:val="right" w:pos="8306"/>
+        </w:tabs>
+        <w:spacing w:line="240" w:lineRule="auto"/>
+        <w:jc w:val="center"/>
         <w:rPr>
           <w:rFonts w:ascii="Calibri" w:eastAsia="Calibri" w:hAnsi="Calibri" w:cs="Calibri"/>
           <w:b/>
@@ -321,9 +235,7 @@
           <w:sz w:val="32"/>
           <w:szCs w:val="32"/>
         </w:rPr>
-        <w:t xml:space="preserve"> </w:t>
-      </w:r>
-      <w:proofErr w:type="spellStart"/>
+      </w:pPr>
       <w:r>
         <w:rPr>
           <w:rFonts w:ascii="Calibri" w:eastAsia="Calibri" w:hAnsi="Calibri" w:cs="Calibri"/>
@@ -332,144 +244,8 @@
           <w:sz w:val="32"/>
           <w:szCs w:val="32"/>
         </w:rPr>
-        <w:t>period</w:t>
-      </w:r>
-      <w:proofErr w:type="spellEnd"/>
-      <w:r>
-        <w:rPr>
-          <w:rFonts w:ascii="Calibri" w:eastAsia="Calibri" w:hAnsi="Calibri" w:cs="Calibri"/>
-          <w:b/>
-          <w:bCs/>
-          <w:sz w:val="32"/>
-          <w:szCs w:val="32"/>
-        </w:rPr>
-        <w:t xml:space="preserve"> </w:t>
-      </w:r>
-      <w:r>
-        <w:rPr>
-          <w:rFonts w:ascii="Calibri" w:eastAsia="Calibri" w:hAnsi="Calibri" w:cs="Calibri"/>
-          <w:b/>
-          <w:bCs/>
-          <w:sz w:val="28"/>
-          <w:szCs w:val="28"/>
-        </w:rPr>
-        <w:t xml:space="preserve">18.05.2026 - 22.05.2026 </w:t>
-      </w:r>
-      <w:proofErr w:type="spellStart"/>
-      <w:r>
-        <w:rPr>
-          <w:rFonts w:ascii="Calibri" w:eastAsia="Calibri" w:hAnsi="Calibri" w:cs="Calibri"/>
-          <w:b/>
-          <w:bCs/>
-          <w:sz w:val="32"/>
-          <w:szCs w:val="32"/>
-        </w:rPr>
-        <w:t>within</w:t>
-      </w:r>
-      <w:proofErr w:type="spellEnd"/>
-      <w:r>
-        <w:rPr>
-          <w:rFonts w:ascii="Calibri" w:eastAsia="Calibri" w:hAnsi="Calibri" w:cs="Calibri"/>
-          <w:b/>
-          <w:bCs/>
-          <w:sz w:val="32"/>
-          <w:szCs w:val="32"/>
-        </w:rPr>
-        <w:t xml:space="preserve"> </w:t>
-      </w:r>
-      <w:proofErr w:type="spellStart"/>
-      <w:r>
-        <w:rPr>
-          <w:rFonts w:ascii="Calibri" w:eastAsia="Calibri" w:hAnsi="Calibri" w:cs="Calibri"/>
-          <w:b/>
-          <w:bCs/>
-          <w:sz w:val="32"/>
-          <w:szCs w:val="32"/>
-        </w:rPr>
-        <w:t>the</w:t>
-      </w:r>
-      <w:proofErr w:type="spellEnd"/>
-      <w:r>
-        <w:rPr>
-          <w:rFonts w:ascii="Calibri" w:eastAsia="Calibri" w:hAnsi="Calibri" w:cs="Calibri"/>
-          <w:b/>
-          <w:bCs/>
-          <w:sz w:val="32"/>
-          <w:szCs w:val="32"/>
-        </w:rPr>
-        <w:t xml:space="preserve"> </w:t>
-      </w:r>
-      <w:proofErr w:type="spellStart"/>
-      <w:r>
-        <w:rPr>
-          <w:rFonts w:ascii="Calibri" w:eastAsia="Calibri" w:hAnsi="Calibri" w:cs="Calibri"/>
-          <w:b/>
-          <w:bCs/>
-          <w:sz w:val="32"/>
-          <w:szCs w:val="32"/>
-        </w:rPr>
-        <w:t>project</w:t>
-      </w:r>
-      <w:proofErr w:type="spellEnd"/>
-      <w:r>
-        <w:rPr>
-          <w:rFonts w:ascii="Calibri" w:eastAsia="Calibri" w:hAnsi="Calibri" w:cs="Calibri"/>
-          <w:b/>
-          <w:bCs/>
-          <w:sz w:val="32"/>
-          <w:szCs w:val="32"/>
-        </w:rPr>
-        <w:t>:</w:t>
-      </w:r>
-    </w:p>
-    <w:p>
-      <w:pPr>
-        <w:spacing w:line="240" w:lineRule="auto"/>
-        <w:rPr>
-          <w:rFonts w:ascii="Times New Roman" w:eastAsia="Times New Roman" w:hAnsi="Times New Roman" w:cs="Times New Roman"/>
-          <w:sz w:val="24"/>
-          <w:szCs w:val="24"/>
-        </w:rPr>
-      </w:pPr>
-    </w:p>
-    <w:p>
-      <w:pPr>
-        <w:tabs>
-          <w:tab w:val="center" w:pos="4153"/>
-          <w:tab w:val="right" w:pos="8306"/>
-        </w:tabs>
-        <w:spacing w:line="240" w:lineRule="auto"/>
-        <w:jc w:val="center"/>
-        <w:rPr>
-          <w:rFonts w:ascii="Calibri" w:eastAsia="Calibri" w:hAnsi="Calibri" w:cs="Calibri"/>
-          <w:b/>
-          <w:bCs/>
-          <w:sz w:val="32"/>
-          <w:szCs w:val="32"/>
-        </w:rPr>
-      </w:pPr>
-      <w:r>
-        <w:rPr>
-          <w:rFonts w:ascii="Calibri" w:eastAsia="Calibri" w:hAnsi="Calibri" w:cs="Calibri"/>
-          <w:b/>
-          <w:bCs/>
-          <w:sz w:val="32"/>
-          <w:szCs w:val="32"/>
-        </w:rPr>
-        <w:t>2025-1-RO01-KA121-SCH-000324543</w:t>
-      </w:r>
-    </w:p>
-    <w:p>
-      <w:pPr>
-        <w:spacing w:line="240" w:lineRule="auto"/>
-        <w:rPr>
-          <w:rFonts w:ascii="Calibri" w:eastAsia="Calibri" w:hAnsi="Calibri" w:cs="Calibri"/>
-          <w:b/>
-          <w:bCs/>
-          <w:sz w:val="32"/>
-          <w:szCs w:val="32"/>
-        </w:rPr>
-      </w:pPr>
+        <w:t>{{PROJECT_CODE}}</w:t>
+      </w:r>
     </w:p>
     <w:p>
       <w:pPr>
@@ -500,293 +276,7 @@
           <w:sz w:val="32"/>
           <w:szCs w:val="32"/>
         </w:rPr>
-        <w:t xml:space="preserve">The </w:t>
-      </w:r>
-      <w:proofErr w:type="spellStart"/>
-      <w:r>
-        <w:rPr>
-          <w:rFonts w:ascii="Calibri" w:eastAsia="Calibri" w:hAnsi="Calibri" w:cs="Calibri"/>
-          <w:i/>
-          <w:iCs/>
-          <w:sz w:val="32"/>
-          <w:szCs w:val="32"/>
-        </w:rPr>
-        <w:t>project</w:t>
-      </w:r>
-      <w:proofErr w:type="spellEnd"/>
-      <w:r>
-        <w:rPr>
-          <w:rFonts w:ascii="Calibri" w:eastAsia="Calibri" w:hAnsi="Calibri" w:cs="Calibri"/>
-          <w:i/>
-          <w:iCs/>
-          <w:sz w:val="32"/>
-          <w:szCs w:val="32"/>
-        </w:rPr>
-        <w:t xml:space="preserve"> has </w:t>
-      </w:r>
-      <w:proofErr w:type="spellStart"/>
-      <w:r>
-        <w:rPr>
-          <w:rFonts w:ascii="Calibri" w:eastAsia="Calibri" w:hAnsi="Calibri" w:cs="Calibri"/>
-          <w:i/>
-          <w:iCs/>
-          <w:sz w:val="32"/>
-          <w:szCs w:val="32"/>
-        </w:rPr>
-        <w:t>been</w:t>
-      </w:r>
-      <w:proofErr w:type="spellEnd"/>
-      <w:r>
-        <w:rPr>
-          <w:rFonts w:ascii="Calibri" w:eastAsia="Calibri" w:hAnsi="Calibri" w:cs="Calibri"/>
-          <w:i/>
-          <w:iCs/>
-          <w:sz w:val="32"/>
-          <w:szCs w:val="32"/>
-        </w:rPr>
-        <w:t xml:space="preserve"> </w:t>
-      </w:r>
-      <w:proofErr w:type="spellStart"/>
-      <w:r>
-        <w:rPr>
-          <w:rFonts w:ascii="Calibri" w:eastAsia="Calibri" w:hAnsi="Calibri" w:cs="Calibri"/>
-          <w:i/>
-          <w:iCs/>
-          <w:sz w:val="32"/>
-          <w:szCs w:val="32"/>
-        </w:rPr>
-        <w:t>delivered</w:t>
-      </w:r>
-      <w:proofErr w:type="spellEnd"/>
-      <w:r>
-        <w:rPr>
-          <w:rFonts w:ascii="Calibri" w:eastAsia="Calibri" w:hAnsi="Calibri" w:cs="Calibri"/>
-          <w:i/>
-          <w:iCs/>
-          <w:sz w:val="32"/>
-          <w:szCs w:val="32"/>
-        </w:rPr>
-        <w:t xml:space="preserve"> </w:t>
-      </w:r>
-      <w:proofErr w:type="spellStart"/>
-      <w:r>
-        <w:rPr>
-          <w:rFonts w:ascii="Calibri" w:eastAsia="Calibri" w:hAnsi="Calibri" w:cs="Calibri"/>
-          <w:i/>
-          <w:iCs/>
-          <w:sz w:val="32"/>
-          <w:szCs w:val="32"/>
-        </w:rPr>
-        <w:t>within</w:t>
-      </w:r>
-      <w:proofErr w:type="spellEnd"/>
-      <w:r>
-        <w:rPr>
-          <w:rFonts w:ascii="Calibri" w:eastAsia="Calibri" w:hAnsi="Calibri" w:cs="Calibri"/>
-          <w:i/>
-          <w:iCs/>
-          <w:sz w:val="32"/>
-          <w:szCs w:val="32"/>
-        </w:rPr>
-        <w:t xml:space="preserve"> </w:t>
-      </w:r>
-      <w:proofErr w:type="spellStart"/>
-      <w:r>
-        <w:rPr>
-          <w:rFonts w:ascii="Calibri" w:eastAsia="Calibri" w:hAnsi="Calibri" w:cs="Calibri"/>
-          <w:i/>
-          <w:iCs/>
-          <w:sz w:val="32"/>
-          <w:szCs w:val="32"/>
-        </w:rPr>
-        <w:t>the</w:t>
-      </w:r>
-      <w:proofErr w:type="spellEnd"/>
-      <w:r>
-        <w:rPr>
-          <w:rFonts w:ascii="Calibri" w:eastAsia="Calibri" w:hAnsi="Calibri" w:cs="Calibri"/>
-          <w:i/>
-          <w:iCs/>
-          <w:sz w:val="32"/>
-          <w:szCs w:val="32"/>
-        </w:rPr>
-        <w:t xml:space="preserve"> </w:t>
-      </w:r>
-      <w:proofErr w:type="spellStart"/>
-      <w:r>
-        <w:rPr>
-          <w:rFonts w:ascii="Calibri" w:eastAsia="Calibri" w:hAnsi="Calibri" w:cs="Calibri"/>
-          <w:i/>
-          <w:iCs/>
-          <w:sz w:val="32"/>
-          <w:szCs w:val="32"/>
-        </w:rPr>
-        <w:t>framework</w:t>
-      </w:r>
-      <w:proofErr w:type="spellEnd"/>
-      <w:r>
-        <w:rPr>
-          <w:rFonts w:ascii="Calibri" w:eastAsia="Calibri" w:hAnsi="Calibri" w:cs="Calibri"/>
-          <w:i/>
-          <w:iCs/>
-          <w:sz w:val="32"/>
-          <w:szCs w:val="32"/>
-        </w:rPr>
-        <w:t xml:space="preserve"> </w:t>
-      </w:r>
-      <w:proofErr w:type="spellStart"/>
-      <w:r>
-        <w:rPr>
-          <w:rFonts w:ascii="Calibri" w:eastAsia="Calibri" w:hAnsi="Calibri" w:cs="Calibri"/>
-          <w:i/>
-          <w:iCs/>
-          <w:sz w:val="32"/>
-          <w:szCs w:val="32"/>
-        </w:rPr>
-        <w:t>of</w:t>
-      </w:r>
-      <w:proofErr w:type="spellEnd"/>
-      <w:r>
-        <w:rPr>
-          <w:rFonts w:ascii="Calibri" w:eastAsia="Calibri" w:hAnsi="Calibri" w:cs="Calibri"/>
-          <w:i/>
-          <w:iCs/>
-          <w:sz w:val="32"/>
-          <w:szCs w:val="32"/>
-        </w:rPr>
-        <w:t xml:space="preserve"> </w:t>
-      </w:r>
-      <w:proofErr w:type="spellStart"/>
-      <w:r>
-        <w:rPr>
-          <w:rFonts w:ascii="Calibri" w:eastAsia="Calibri" w:hAnsi="Calibri" w:cs="Calibri"/>
-          <w:i/>
-          <w:iCs/>
-          <w:sz w:val="32"/>
-          <w:szCs w:val="32"/>
-        </w:rPr>
-        <w:t>the</w:t>
-      </w:r>
-      <w:proofErr w:type="spellEnd"/>
-      <w:r>
-        <w:rPr>
-          <w:rFonts w:ascii="Calibri" w:eastAsia="Calibri" w:hAnsi="Calibri" w:cs="Calibri"/>
-          <w:i/>
-          <w:iCs/>
-          <w:sz w:val="32"/>
-          <w:szCs w:val="32"/>
-        </w:rPr>
-        <w:t xml:space="preserve"> Erasmus+                                   </w:t>
-      </w:r>
-      <w:proofErr w:type="spellStart"/>
-      <w:r>
-        <w:rPr>
-          <w:rFonts w:ascii="Calibri" w:eastAsia="Calibri" w:hAnsi="Calibri" w:cs="Calibri"/>
-          <w:i/>
-          <w:iCs/>
-          <w:sz w:val="32"/>
-          <w:szCs w:val="32"/>
-        </w:rPr>
-        <w:t>Programme</w:t>
-      </w:r>
-      <w:proofErr w:type="spellEnd"/>
-      <w:r>
-        <w:rPr>
-          <w:rFonts w:ascii="Calibri" w:eastAsia="Calibri" w:hAnsi="Calibri" w:cs="Calibri"/>
-          <w:i/>
-          <w:iCs/>
-          <w:sz w:val="32"/>
-          <w:szCs w:val="32"/>
-        </w:rPr>
-        <w:t xml:space="preserve"> </w:t>
-      </w:r>
-      <w:proofErr w:type="spellStart"/>
-      <w:r>
-        <w:rPr>
-          <w:rFonts w:ascii="Calibri" w:eastAsia="Calibri" w:hAnsi="Calibri" w:cs="Calibri"/>
-          <w:i/>
-          <w:iCs/>
-          <w:sz w:val="32"/>
-          <w:szCs w:val="32"/>
-        </w:rPr>
-        <w:t>of</w:t>
-      </w:r>
-      <w:proofErr w:type="spellEnd"/>
-      <w:r>
-        <w:rPr>
-          <w:rFonts w:ascii="Calibri" w:eastAsia="Calibri" w:hAnsi="Calibri" w:cs="Calibri"/>
-          <w:i/>
-          <w:iCs/>
-          <w:sz w:val="32"/>
-          <w:szCs w:val="32"/>
-        </w:rPr>
-        <w:t xml:space="preserve"> </w:t>
-      </w:r>
-      <w:proofErr w:type="spellStart"/>
-      <w:r>
-        <w:rPr>
-          <w:rFonts w:ascii="Calibri" w:eastAsia="Calibri" w:hAnsi="Calibri" w:cs="Calibri"/>
-          <w:i/>
-          <w:iCs/>
-          <w:sz w:val="32"/>
-          <w:szCs w:val="32"/>
-        </w:rPr>
-        <w:t>the</w:t>
-      </w:r>
-      <w:proofErr w:type="spellEnd"/>
-      <w:r>
-        <w:rPr>
-          <w:rFonts w:ascii="Calibri" w:eastAsia="Calibri" w:hAnsi="Calibri" w:cs="Calibri"/>
-          <w:i/>
-          <w:iCs/>
-          <w:sz w:val="32"/>
-          <w:szCs w:val="32"/>
-        </w:rPr>
-        <w:t xml:space="preserve"> </w:t>
-      </w:r>
-      <w:proofErr w:type="spellStart"/>
-      <w:r>
-        <w:rPr>
-          <w:rFonts w:ascii="Calibri" w:eastAsia="Calibri" w:hAnsi="Calibri" w:cs="Calibri"/>
-          <w:i/>
-          <w:iCs/>
-          <w:sz w:val="32"/>
-          <w:szCs w:val="32"/>
-        </w:rPr>
-        <w:t>European</w:t>
-      </w:r>
-      <w:proofErr w:type="spellEnd"/>
-      <w:r>
-        <w:rPr>
-          <w:rFonts w:ascii="Calibri" w:eastAsia="Calibri" w:hAnsi="Calibri" w:cs="Calibri"/>
-          <w:i/>
-          <w:iCs/>
-          <w:sz w:val="32"/>
-          <w:szCs w:val="32"/>
-        </w:rPr>
-        <w:t xml:space="preserve"> </w:t>
-      </w:r>
-      <w:proofErr w:type="spellStart"/>
-      <w:r>
-        <w:rPr>
-          <w:rFonts w:ascii="Calibri" w:eastAsia="Calibri" w:hAnsi="Calibri" w:cs="Calibri"/>
-          <w:i/>
-          <w:iCs/>
-          <w:sz w:val="32"/>
-          <w:szCs w:val="32"/>
-        </w:rPr>
-        <w:t>Commission</w:t>
-      </w:r>
-      <w:proofErr w:type="spellEnd"/>
-      <w:r>
-        <w:rPr>
-          <w:rFonts w:ascii="Calibri" w:eastAsia="Calibri" w:hAnsi="Calibri" w:cs="Calibri"/>
-          <w:i/>
-          <w:iCs/>
-          <w:sz w:val="32"/>
-          <w:szCs w:val="32"/>
-        </w:rPr>
-        <w:t>.</w:t>
+        <w:t>The project has been delivered within the framework of the Erasmus+                                   Programme of the European Commission.</w:t>
       </w:r>
     </w:p>
     <w:p>
@@ -810,293 +300,13 @@
           <w:szCs w:val="24"/>
         </w:rPr>
       </w:pPr>
-      <w:proofErr w:type="spellStart"/>
-      <w:r>
-        <w:rPr>
-          <w:rFonts w:ascii="Calibri" w:eastAsia="Calibri" w:hAnsi="Calibri" w:cs="Calibri"/>
-          <w:sz w:val="18"/>
-          <w:szCs w:val="18"/>
-        </w:rPr>
-        <w:t>We</w:t>
-      </w:r>
-      <w:proofErr w:type="spellEnd"/>
-      <w:r>
-        <w:rPr>
-          <w:rFonts w:ascii="Calibri" w:eastAsia="Calibri" w:hAnsi="Calibri" w:cs="Calibri"/>
-          <w:sz w:val="18"/>
-          <w:szCs w:val="18"/>
-        </w:rPr>
-        <w:t xml:space="preserve"> </w:t>
-      </w:r>
-      <w:proofErr w:type="spellStart"/>
-      <w:r>
-        <w:rPr>
-          <w:rFonts w:ascii="Calibri" w:eastAsia="Calibri" w:hAnsi="Calibri" w:cs="Calibri"/>
-          <w:sz w:val="18"/>
-          <w:szCs w:val="18"/>
-        </w:rPr>
-        <w:t>hereby</w:t>
-      </w:r>
-      <w:proofErr w:type="spellEnd"/>
-      <w:r>
-        <w:rPr>
-          <w:rFonts w:ascii="Calibri" w:eastAsia="Calibri" w:hAnsi="Calibri" w:cs="Calibri"/>
-          <w:sz w:val="18"/>
-          <w:szCs w:val="18"/>
-        </w:rPr>
-        <w:t xml:space="preserve"> </w:t>
-      </w:r>
-      <w:proofErr w:type="spellStart"/>
-      <w:r>
-        <w:rPr>
-          <w:rFonts w:ascii="Calibri" w:eastAsia="Calibri" w:hAnsi="Calibri" w:cs="Calibri"/>
-          <w:sz w:val="18"/>
-          <w:szCs w:val="18"/>
-        </w:rPr>
-        <w:t>confirm</w:t>
-      </w:r>
-      <w:proofErr w:type="spellEnd"/>
-      <w:r>
-        <w:rPr>
-          <w:rFonts w:ascii="Calibri" w:eastAsia="Calibri" w:hAnsi="Calibri" w:cs="Calibri"/>
-          <w:sz w:val="18"/>
-          <w:szCs w:val="18"/>
-        </w:rPr>
-        <w:t xml:space="preserve"> </w:t>
-      </w:r>
-      <w:proofErr w:type="spellStart"/>
-      <w:r>
-        <w:rPr>
-          <w:rFonts w:ascii="Calibri" w:eastAsia="Calibri" w:hAnsi="Calibri" w:cs="Calibri"/>
-          <w:sz w:val="18"/>
-          <w:szCs w:val="18"/>
-        </w:rPr>
-        <w:t>that</w:t>
-      </w:r>
-      <w:proofErr w:type="spellEnd"/>
-      <w:r>
-        <w:rPr>
-          <w:rFonts w:ascii="Calibri" w:eastAsia="Calibri" w:hAnsi="Calibri" w:cs="Calibri"/>
-          <w:sz w:val="18"/>
-          <w:szCs w:val="18"/>
-        </w:rPr>
-        <w:t xml:space="preserve"> </w:t>
-      </w:r>
-      <w:proofErr w:type="spellStart"/>
-      <w:r>
-        <w:rPr>
-          <w:rFonts w:ascii="Calibri" w:eastAsia="Calibri" w:hAnsi="Calibri" w:cs="Calibri"/>
-          <w:sz w:val="18"/>
-          <w:szCs w:val="18"/>
-        </w:rPr>
-        <w:t>the</w:t>
-      </w:r>
-      <w:proofErr w:type="spellEnd"/>
-      <w:r>
-        <w:rPr>
-          <w:rFonts w:ascii="Calibri" w:eastAsia="Calibri" w:hAnsi="Calibri" w:cs="Calibri"/>
-          <w:sz w:val="18"/>
-          <w:szCs w:val="18"/>
-        </w:rPr>
-        <w:t xml:space="preserve"> </w:t>
-      </w:r>
-      <w:proofErr w:type="spellStart"/>
-      <w:r>
-        <w:rPr>
-          <w:rFonts w:ascii="Calibri" w:eastAsia="Calibri" w:hAnsi="Calibri" w:cs="Calibri"/>
-          <w:sz w:val="18"/>
-          <w:szCs w:val="18"/>
-        </w:rPr>
-        <w:t>participant</w:t>
-      </w:r>
-      <w:proofErr w:type="spellEnd"/>
-      <w:r>
-        <w:rPr>
-          <w:rFonts w:ascii="Calibri" w:eastAsia="Calibri" w:hAnsi="Calibri" w:cs="Calibri"/>
-          <w:sz w:val="18"/>
-          <w:szCs w:val="18"/>
-        </w:rPr>
-        <w:t xml:space="preserve"> has </w:t>
-      </w:r>
-      <w:proofErr w:type="spellStart"/>
-      <w:r>
-        <w:rPr>
-          <w:rFonts w:ascii="Calibri" w:eastAsia="Calibri" w:hAnsi="Calibri" w:cs="Calibri"/>
-          <w:sz w:val="18"/>
-          <w:szCs w:val="18"/>
-        </w:rPr>
-        <w:t>successfully</w:t>
-      </w:r>
-      <w:proofErr w:type="spellEnd"/>
-      <w:r>
-        <w:rPr>
-          <w:rFonts w:ascii="Calibri" w:eastAsia="Calibri" w:hAnsi="Calibri" w:cs="Calibri"/>
-          <w:sz w:val="18"/>
-          <w:szCs w:val="18"/>
-        </w:rPr>
-        <w:t xml:space="preserve"> </w:t>
-      </w:r>
-      <w:proofErr w:type="spellStart"/>
-      <w:r>
-        <w:rPr>
-          <w:rFonts w:ascii="Calibri" w:eastAsia="Calibri" w:hAnsi="Calibri" w:cs="Calibri"/>
-          <w:sz w:val="18"/>
-          <w:szCs w:val="18"/>
-        </w:rPr>
-        <w:t>completed</w:t>
-      </w:r>
-      <w:proofErr w:type="spellEnd"/>
-      <w:r>
-        <w:rPr>
-          <w:rFonts w:ascii="Calibri" w:eastAsia="Calibri" w:hAnsi="Calibri" w:cs="Calibri"/>
-          <w:sz w:val="18"/>
-          <w:szCs w:val="18"/>
-        </w:rPr>
-        <w:t xml:space="preserve"> a Job Shadowing </w:t>
-      </w:r>
-      <w:proofErr w:type="spellStart"/>
-      <w:r>
-        <w:rPr>
-          <w:rFonts w:ascii="Calibri" w:eastAsia="Calibri" w:hAnsi="Calibri" w:cs="Calibri"/>
-          <w:sz w:val="18"/>
-          <w:szCs w:val="18"/>
-        </w:rPr>
-        <w:t>Activity</w:t>
-      </w:r>
-      <w:proofErr w:type="spellEnd"/>
-      <w:r>
-        <w:rPr>
-          <w:rFonts w:ascii="Calibri" w:eastAsia="Calibri" w:hAnsi="Calibri" w:cs="Calibri"/>
-          <w:sz w:val="18"/>
-          <w:szCs w:val="18"/>
-        </w:rPr>
-        <w:t xml:space="preserve"> </w:t>
-      </w:r>
-      <w:proofErr w:type="spellStart"/>
-      <w:r>
-        <w:rPr>
-          <w:rFonts w:ascii="Calibri" w:eastAsia="Calibri" w:hAnsi="Calibri" w:cs="Calibri"/>
-          <w:sz w:val="18"/>
-          <w:szCs w:val="18"/>
-        </w:rPr>
-        <w:t>under</w:t>
-      </w:r>
-      <w:proofErr w:type="spellEnd"/>
-      <w:r>
-        <w:rPr>
-          <w:rFonts w:ascii="Calibri" w:eastAsia="Calibri" w:hAnsi="Calibri" w:cs="Calibri"/>
-          <w:sz w:val="18"/>
-          <w:szCs w:val="18"/>
-        </w:rPr>
-        <w:t xml:space="preserve"> </w:t>
-      </w:r>
-      <w:proofErr w:type="spellStart"/>
-      <w:r>
-        <w:rPr>
-          <w:rFonts w:ascii="Calibri" w:eastAsia="Calibri" w:hAnsi="Calibri" w:cs="Calibri"/>
-          <w:sz w:val="18"/>
-          <w:szCs w:val="18"/>
-        </w:rPr>
-        <w:t>the</w:t>
-      </w:r>
-      <w:proofErr w:type="spellEnd"/>
-      <w:r>
-        <w:rPr>
-          <w:rFonts w:ascii="Calibri" w:eastAsia="Calibri" w:hAnsi="Calibri" w:cs="Calibri"/>
-          <w:sz w:val="18"/>
-          <w:szCs w:val="18"/>
-        </w:rPr>
-        <w:t xml:space="preserve"> </w:t>
-      </w:r>
-      <w:proofErr w:type="spellStart"/>
-      <w:r>
-        <w:rPr>
-          <w:rFonts w:ascii="Calibri" w:eastAsia="Calibri" w:hAnsi="Calibri" w:cs="Calibri"/>
-          <w:sz w:val="18"/>
-          <w:szCs w:val="18"/>
-        </w:rPr>
-        <w:t>framework</w:t>
-      </w:r>
-      <w:proofErr w:type="spellEnd"/>
-      <w:r>
-        <w:rPr>
-          <w:rFonts w:ascii="Calibri" w:eastAsia="Calibri" w:hAnsi="Calibri" w:cs="Calibri"/>
-          <w:sz w:val="18"/>
-          <w:szCs w:val="18"/>
-        </w:rPr>
-        <w:t xml:space="preserve"> </w:t>
-      </w:r>
-      <w:proofErr w:type="spellStart"/>
-      <w:r>
-        <w:rPr>
-          <w:rFonts w:ascii="Calibri" w:eastAsia="Calibri" w:hAnsi="Calibri" w:cs="Calibri"/>
-          <w:sz w:val="18"/>
-          <w:szCs w:val="18"/>
-        </w:rPr>
-        <w:t>of</w:t>
-      </w:r>
-      <w:proofErr w:type="spellEnd"/>
-      <w:r>
-        <w:rPr>
-          <w:rFonts w:ascii="Calibri" w:eastAsia="Calibri" w:hAnsi="Calibri" w:cs="Calibri"/>
-          <w:sz w:val="18"/>
-          <w:szCs w:val="18"/>
-        </w:rPr>
-        <w:t xml:space="preserve"> </w:t>
-      </w:r>
-      <w:proofErr w:type="spellStart"/>
-      <w:r>
-        <w:rPr>
-          <w:rFonts w:ascii="Calibri" w:eastAsia="Calibri" w:hAnsi="Calibri" w:cs="Calibri"/>
-          <w:sz w:val="18"/>
-          <w:szCs w:val="18"/>
-        </w:rPr>
-        <w:t>the</w:t>
-      </w:r>
-      <w:proofErr w:type="spellEnd"/>
-      <w:r>
-        <w:rPr>
-          <w:rFonts w:ascii="Calibri" w:eastAsia="Calibri" w:hAnsi="Calibri" w:cs="Calibri"/>
-          <w:sz w:val="18"/>
-          <w:szCs w:val="18"/>
-        </w:rPr>
-        <w:t xml:space="preserve"> Erasmus+ </w:t>
-      </w:r>
-      <w:proofErr w:type="spellStart"/>
-      <w:r>
-        <w:rPr>
-          <w:rFonts w:ascii="Calibri" w:eastAsia="Calibri" w:hAnsi="Calibri" w:cs="Calibri"/>
-          <w:sz w:val="18"/>
-          <w:szCs w:val="18"/>
-        </w:rPr>
-        <w:t>Mobility</w:t>
-      </w:r>
-      <w:proofErr w:type="spellEnd"/>
-      <w:r>
-        <w:rPr>
-          <w:rFonts w:ascii="Calibri" w:eastAsia="Calibri" w:hAnsi="Calibri" w:cs="Calibri"/>
-          <w:sz w:val="18"/>
-          <w:szCs w:val="18"/>
-        </w:rPr>
-        <w:t xml:space="preserve"> School (SCH) </w:t>
-      </w:r>
-      <w:proofErr w:type="spellStart"/>
-      <w:r>
-        <w:rPr>
-          <w:rFonts w:ascii="Calibri" w:eastAsia="Calibri" w:hAnsi="Calibri" w:cs="Calibri"/>
-          <w:sz w:val="18"/>
-          <w:szCs w:val="18"/>
-        </w:rPr>
-        <w:t>programme</w:t>
-      </w:r>
-      <w:proofErr w:type="spellEnd"/>
-      <w:r>
-        <w:rPr>
-          <w:rFonts w:ascii="Calibri" w:eastAsia="Calibri" w:hAnsi="Calibri" w:cs="Calibri"/>
-          <w:sz w:val="18"/>
-          <w:szCs w:val="18"/>
-        </w:rPr>
-        <w:t>.</w:t>
+      <w:r>
+        <w:rPr>
+          <w:rFonts w:ascii="Calibri" w:eastAsia="Calibri" w:hAnsi="Calibri" w:cs="Calibri"/>
+          <w:sz w:val="18"/>
+          <w:szCs w:val="18"/>
+        </w:rPr>
+        <w:t>We hereby confirm that the participant has successfully completed a Job Shadowing Activity under the framework of the Erasmus+ Mobility School (SCH) programme.</w:t>
       </w:r>
     </w:p>
     <w:p>
@@ -1309,72 +519,8 @@
           <w:sz w:val="18"/>
           <w:szCs w:val="18"/>
         </w:rPr>
-        <w:t xml:space="preserve"> </w:t>
-      </w:r>
-      <w:proofErr w:type="spellStart"/>
-      <w:r>
-        <w:rPr>
-          <w:rFonts w:ascii="Calibri" w:eastAsia="Calibri" w:hAnsi="Calibri" w:cs="Calibri"/>
-          <w:sz w:val="18"/>
-          <w:szCs w:val="18"/>
-        </w:rPr>
-        <w:t>Signature</w:t>
-      </w:r>
-      <w:proofErr w:type="spellEnd"/>
-      <w:r>
-        <w:rPr>
-          <w:rFonts w:ascii="Calibri" w:eastAsia="Calibri" w:hAnsi="Calibri" w:cs="Calibri"/>
-          <w:sz w:val="18"/>
-          <w:szCs w:val="18"/>
-        </w:rPr>
-        <w:t xml:space="preserve"> </w:t>
-      </w:r>
-      <w:proofErr w:type="spellStart"/>
-      <w:r>
-        <w:rPr>
-          <w:rFonts w:ascii="Calibri" w:eastAsia="Calibri" w:hAnsi="Calibri" w:cs="Calibri"/>
-          <w:sz w:val="18"/>
-          <w:szCs w:val="18"/>
-        </w:rPr>
-        <w:t>of</w:t>
-      </w:r>
-      <w:proofErr w:type="spellEnd"/>
-      <w:r>
-        <w:rPr>
-          <w:rFonts w:ascii="Calibri" w:eastAsia="Calibri" w:hAnsi="Calibri" w:cs="Calibri"/>
-          <w:sz w:val="18"/>
-          <w:szCs w:val="18"/>
-        </w:rPr>
-        <w:t xml:space="preserve"> </w:t>
-      </w:r>
-      <w:proofErr w:type="spellStart"/>
-      <w:r>
-        <w:rPr>
-          <w:rFonts w:ascii="Calibri" w:eastAsia="Calibri" w:hAnsi="Calibri" w:cs="Calibri"/>
-          <w:sz w:val="18"/>
-          <w:szCs w:val="18"/>
-        </w:rPr>
-        <w:t>the</w:t>
-      </w:r>
-      <w:proofErr w:type="spellEnd"/>
-      <w:r>
-        <w:rPr>
-          <w:rFonts w:ascii="Calibri" w:eastAsia="Calibri" w:hAnsi="Calibri" w:cs="Calibri"/>
-          <w:sz w:val="18"/>
-          <w:szCs w:val="18"/>
-        </w:rPr>
-        <w:t xml:space="preserve"> representative, </w:t>
-      </w:r>
-      <w:proofErr w:type="spellStart"/>
-      <w:r>
-        <w:rPr>
-          <w:rFonts w:ascii="Calibri" w:eastAsia="Calibri" w:hAnsi="Calibri" w:cs="Calibri"/>
-          <w:sz w:val="18"/>
-          <w:szCs w:val="18"/>
-        </w:rPr>
-        <w:t>stamp</w:t>
-      </w:r>
-      <w:proofErr w:type="spellEnd"/>
+        <w:t xml:space="preserve"> Signature of the representative, stamp</w:t>
+      </w:r>
       <w:r>
         <w:rPr>
           <w:rFonts w:ascii="Calibri" w:eastAsia="Calibri" w:hAnsi="Calibri" w:cs="Calibri"/>
@@ -1382,72 +528,8 @@
           <w:szCs w:val="18"/>
         </w:rPr>
         <w:tab/>
-        <w:t xml:space="preserve">          </w:t>
-      </w:r>
-      <w:proofErr w:type="spellStart"/>
-      <w:r>
-        <w:rPr>
-          <w:rFonts w:ascii="Calibri" w:eastAsia="Calibri" w:hAnsi="Calibri" w:cs="Calibri"/>
-          <w:sz w:val="18"/>
-          <w:szCs w:val="18"/>
-        </w:rPr>
-        <w:t>Signature</w:t>
-      </w:r>
-      <w:proofErr w:type="spellEnd"/>
-      <w:r>
-        <w:rPr>
-          <w:rFonts w:ascii="Calibri" w:eastAsia="Calibri" w:hAnsi="Calibri" w:cs="Calibri"/>
-          <w:sz w:val="18"/>
-          <w:szCs w:val="18"/>
-        </w:rPr>
-        <w:t xml:space="preserve"> </w:t>
-      </w:r>
-      <w:proofErr w:type="spellStart"/>
-      <w:r>
-        <w:rPr>
-          <w:rFonts w:ascii="Calibri" w:eastAsia="Calibri" w:hAnsi="Calibri" w:cs="Calibri"/>
-          <w:sz w:val="18"/>
-          <w:szCs w:val="18"/>
-        </w:rPr>
-        <w:t>of</w:t>
-      </w:r>
-      <w:proofErr w:type="spellEnd"/>
-      <w:r>
-        <w:rPr>
-          <w:rFonts w:ascii="Calibri" w:eastAsia="Calibri" w:hAnsi="Calibri" w:cs="Calibri"/>
-          <w:sz w:val="18"/>
-          <w:szCs w:val="18"/>
-        </w:rPr>
-        <w:t xml:space="preserve"> </w:t>
-      </w:r>
-      <w:proofErr w:type="spellStart"/>
-      <w:r>
-        <w:rPr>
-          <w:rFonts w:ascii="Calibri" w:eastAsia="Calibri" w:hAnsi="Calibri" w:cs="Calibri"/>
-          <w:sz w:val="18"/>
-          <w:szCs w:val="18"/>
-        </w:rPr>
-        <w:t>the</w:t>
-      </w:r>
-      <w:proofErr w:type="spellEnd"/>
-      <w:r>
-        <w:rPr>
-          <w:rFonts w:ascii="Calibri" w:eastAsia="Calibri" w:hAnsi="Calibri" w:cs="Calibri"/>
-          <w:sz w:val="18"/>
-          <w:szCs w:val="18"/>
-        </w:rPr>
-        <w:t xml:space="preserve"> representative, </w:t>
-      </w:r>
-      <w:proofErr w:type="spellStart"/>
-      <w:r>
-        <w:rPr>
-          <w:rFonts w:ascii="Calibri" w:eastAsia="Calibri" w:hAnsi="Calibri" w:cs="Calibri"/>
-          <w:sz w:val="18"/>
-          <w:szCs w:val="18"/>
-        </w:rPr>
-        <w:t>stamp</w:t>
-      </w:r>
-      <w:proofErr w:type="spellEnd"/>
+        <w:t xml:space="preserve">          Signature of the representative, stamp</w:t>
+      </w:r>
       <w:r>
         <w:rPr>
           <w:rFonts w:ascii="Calibri" w:eastAsia="Calibri" w:hAnsi="Calibri" w:cs="Calibri"/>
@@ -1455,18 +537,8 @@
           <w:szCs w:val="18"/>
         </w:rPr>
         <w:tab/>
-        <w:t xml:space="preserve">                 </w:t>
-      </w:r>
-      <w:proofErr w:type="spellStart"/>
-      <w:r>
-        <w:rPr>
-          <w:rFonts w:ascii="Calibri" w:eastAsia="Calibri" w:hAnsi="Calibri" w:cs="Calibri"/>
-          <w:sz w:val="18"/>
-          <w:szCs w:val="18"/>
-        </w:rPr>
-        <w:t>Signature</w:t>
-      </w:r>
-      <w:proofErr w:type="spellEnd"/>
+        <w:t xml:space="preserve">                 Signature</w:t>
+      </w:r>
     </w:p>
     <w:p>
       <w:pPr>
@@ -1541,33 +613,15 @@
       <w:r>
         <w:rPr>
           <w:rFonts w:ascii="Calibri" w:eastAsia="Calibri" w:hAnsi="Calibri" w:cs="Calibri"/>
-          <w:b/>
-          <w:bCs/>
-          <w:sz w:val="18"/>
-          <w:szCs w:val="18"/>
-        </w:rPr>
-        <w:t>22-05-2026</w:t>
-      </w:r>
-    </w:p>
-    <w:p>
-      <w:pPr>
-        <w:spacing w:line="240" w:lineRule="auto"/>
-        <w:rPr>
-          <w:rFonts w:ascii="Calibri" w:eastAsia="Calibri" w:hAnsi="Calibri" w:cs="Calibri"/>
-          <w:b/>
-          <w:bCs/>
-          <w:sz w:val="18"/>
-          <w:szCs w:val="18"/>
-        </w:rPr>
-      </w:pPr>
+          <w:sz w:val="18"/>
+          <w:szCs w:val="18"/>
+        </w:rPr>
+        <w:t>{{END}}</w:t>
+      </w:r>
     </w:p>
     <w:sectPr>
-      <w:headerReference w:type="even" r:id="rId6"/>
-      <w:headerReference w:type="default" r:id="rId7"/>
-      <w:footerReference w:type="even" r:id="rId8"/>
-      <w:footerReference w:type="default" r:id="rId9"/>
-      <w:headerReference w:type="first" r:id="rId10"/>
-      <w:footerReference w:type="first" r:id="rId11"/>
+      <w:headerReference w:type="default" r:id="rId6"/>
+      <w:footerReference w:type="default" r:id="rId7"/>
       <w:pgSz w:w="11909" w:h="16834"/>
       <w:pgMar w:top="1440" w:right="1440" w:bottom="1440" w:left="1440" w:header="720" w:footer="720" w:gutter="0"/>
       <w:pgNumType w:start="1"/>
@@ -1603,16 +657,6 @@
 </file>
 
 <file path=word/footer1.xml><?xml version="1.0" encoding="utf-8"?>
-<w:ftr xmlns:wpc="http://schemas.microsoft.com/office/word/2010/wordprocessingCanvas" xmlns:cx="http://schemas.microsoft.com/office/drawing/2014/chartex" xmlns:cx1="http://schemas.microsoft.com/office/drawing/2015/9/8/chartex" xmlns:cx2="http://schemas.microsoft.com/office/drawing/2015/10/21/chartex" xmlns:cx3="http://schemas.microsoft.com/office/drawing/2016/5/9/chartex" xmlns:cx4="http://schemas.microsoft.com/office/drawing/2016/5/10/chartex" xmlns:cx5="http://schemas.microsoft.com/office/drawing/2016/5/11/chartex" xmlns:cx6="http://schemas.microsoft.com/office/drawing/2016/5/12/chartex" xmlns:cx7="http://schemas.microsoft.com/office/drawing/2016/5/13/chartex" xmlns:cx8="http://schemas.microsoft.com/office/drawing/2016/5/14/chartex" xmlns:mc="http://schemas.openxmlformats.org/markup-compatibility/2006" xmlns:aink="http://schemas.microsoft.com/office/drawing/2016/ink" xmlns:am3d="http://schemas.microsoft.com/office/drawing/2017/model3d" xmlns:o="urn:schemas-microsoft-com:office:office" xmlns:oel="http://schemas.microsoft.com/office/2019/extlst" xmlns:r="http://schemas.openxmlformats.org/officeDocument/2006/relationships" xmlns:m="http://schemas.openxmlformats.org/officeDocument/2006/math" xmlns:v="urn:schemas-microsoft-com:vml" xmlns:wp14="http://schemas.microsoft.com/office/word/2010/wordprocessingDrawing" xmlns:wp="http://schemas.openxmlformats.org/drawingml/2006/wordprocessingDrawing" xmlns:w10="urn:schemas-microsoft-com:office:word" xmlns:w="http://schemas.openxmlformats.org/wordprocessingml/2006/main" xmlns:w14="http://schemas.microsoft.com/office/word/2010/wordml" xmlns:w15="http://schemas.microsoft.com/office/word/2012/wordml" xmlns:w16cex="http://schemas.microsoft.com/office/word/2018/wordml/cex" xmlns:w16cid="http://schemas.microsoft.com/office/word/2016/wordml/cid" xmlns:w16="http://schemas.microsoft.com/office/word/2018/wordml" xmlns:w16du="http://schemas.microsoft.com/office/word/2023/wordml/word16du" xmlns:w16sdtdh="http://schemas.microsoft.com/office/word/2020/wordml/sdtdatahash" xmlns:w16sdtfl="http://schemas.microsoft.com/office/word/2024/wordml/sdtformatlock" xmlns:w16se="http://schemas.microsoft.com/office/word/2015/wordml/symex" xmlns:wpg="http://schemas.microsoft.com/office/word/2010/wordprocessingGroup" xmlns:wpi="http://schemas.microsoft.com/office/word/2010/wordprocessingInk" xmlns:wne="http://schemas.microsoft.com/office/word/2006/wordml" xmlns:wps="http://schemas.microsoft.com/office/word/2010/wordprocessingShape" mc:Ignorable="w14 w15 w16se w16cid w16 w16cex w16sdtdh w16sdtfl w16du wp14">
-  <w:p>
-    <w:pPr>
-      <w:pStyle w:val="Footer"/>
-    </w:pPr>
-  </w:p>
-</w:ftr>
-</file>
-
-<file path=word/footer2.xml><?xml version="1.0" encoding="utf-8"?>
 <w:ftr xmlns:wpc="http://schemas.microsoft.com/office/word/2010/wordprocessingCanvas" xmlns:cx="http://schemas.microsoft.com/office/drawing/2014/chartex" xmlns:cx1="http://schemas.microsoft.com/office/drawing/2015/9/8/chartex" xmlns:cx2="http://schemas.microsoft.com/office/drawing/2015/10/21/chartex" xmlns:cx3="http://schemas.microsoft.com/office/drawing/2016/5/9/chartex" xmlns:cx4="http://schemas.microsoft.com/office/drawing/2016/5/10/chartex" xmlns:cx5="http://schemas.microsoft.com/office/drawing/2016/5/11/chartex" xmlns:cx6="http://schemas.microsoft.com/office/drawing/2016/5/12/chartex" xmlns:cx7="http://schemas.microsoft.com/office/drawing/2016/5/13/chartex" xmlns:cx8="http://schemas.microsoft.com/office/drawing/2016/5/14/chartex" xmlns:mc="http://schemas.openxmlformats.org/markup-compatibility/2006" xmlns:aink="http://schemas.microsoft.com/office/drawing/2016/ink" xmlns:am3d="http://schemas.microsoft.com/office/drawing/2017/model3d" xmlns:o="urn:schemas-microsoft-com:office:office" xmlns:oel="http://schemas.microsoft.com/office/2019/extlst" xmlns:r="http://schemas.openxmlformats.org/officeDocument/2006/relationships" xmlns:m="http://schemas.openxmlformats.org/officeDocument/2006/math" xmlns:v="urn:schemas-microsoft-com:vml" xmlns:wp14="http://schemas.microsoft.com/office/word/2010/wordprocessingDrawing" xmlns:wp="http://schemas.openxmlformats.org/drawingml/2006/wordprocessingDrawing" xmlns:w10="urn:schemas-microsoft-com:office:word" xmlns:w="http://schemas.openxmlformats.org/wordprocessingml/2006/main" xmlns:w14="http://schemas.microsoft.com/office/word/2010/wordml" xmlns:w15="http://schemas.microsoft.com/office/word/2012/wordml" xmlns:w16cex="http://schemas.microsoft.com/office/word/2018/wordml/cex" xmlns:w16cid="http://schemas.microsoft.com/office/word/2016/wordml/cid" xmlns:w16="http://schemas.microsoft.com/office/word/2018/wordml" xmlns:w16du="http://schemas.microsoft.com/office/word/2023/wordml/word16du" xmlns:w16sdtdh="http://schemas.microsoft.com/office/word/2020/wordml/sdtdatahash" xmlns:w16sdtfl="http://schemas.microsoft.com/office/word/2024/wordml/sdtformatlock" xmlns:w16se="http://schemas.microsoft.com/office/word/2015/wordml/symex" xmlns:wpg="http://schemas.microsoft.com/office/word/2010/wordprocessingGroup" xmlns:wpi="http://schemas.microsoft.com/office/word/2010/wordprocessingInk" xmlns:wne="http://schemas.microsoft.com/office/word/2006/wordml" xmlns:wps="http://schemas.microsoft.com/office/word/2010/wordprocessingShape" mc:Ignorable="w14 w15 w16se w16cid w16 w16cex w16sdtdh w16sdtfl w16du wp14">
   <w:p>
     <w:pPr>
@@ -1633,7 +677,7 @@
         <w:sz w:val="24"/>
         <w:szCs w:val="24"/>
       </w:rPr>
-      <w:t>2025-1-RO01-KA121-SCH-000324543</w:t>
+      <w:t>{{PROJECT_CODE}}</w:t>
     </w:r>
     <w:r>
       <w:rPr>
@@ -1687,16 +731,6 @@
 </w:ftr>
 </file>
 
-<file path=word/footer3.xml><?xml version="1.0" encoding="utf-8"?>
-<w:ftr xmlns:wpc="http://schemas.microsoft.com/office/word/2010/wordprocessingCanvas" xmlns:cx="http://schemas.microsoft.com/office/drawing/2014/chartex" xmlns:cx1="http://schemas.microsoft.com/office/drawing/2015/9/8/chartex" xmlns:cx2="http://schemas.microsoft.com/office/drawing/2015/10/21/chartex" xmlns:cx3="http://schemas.microsoft.com/office/drawing/2016/5/9/chartex" xmlns:cx4="http://schemas.microsoft.com/office/drawing/2016/5/10/chartex" xmlns:cx5="http://schemas.microsoft.com/office/drawing/2016/5/11/chartex" xmlns:cx6="http://schemas.microsoft.com/office/drawing/2016/5/12/chartex" xmlns:cx7="http://schemas.microsoft.com/office/drawing/2016/5/13/chartex" xmlns:cx8="http://schemas.microsoft.com/office/drawing/2016/5/14/chartex" xmlns:mc="http://schemas.openxmlformats.org/markup-compatibility/2006" xmlns:aink="http://schemas.microsoft.com/office/drawing/2016/ink" xmlns:am3d="http://schemas.microsoft.com/office/drawing/2017/model3d" xmlns:o="urn:schemas-microsoft-com:office:office" xmlns:oel="http://schemas.microsoft.com/office/2019/extlst" xmlns:r="http://schemas.openxmlformats.org/officeDocument/2006/relationships" xmlns:m="http://schemas.openxmlformats.org/officeDocument/2006/math" xmlns:v="urn:schemas-microsoft-com:vml" xmlns:wp14="http://schemas.microsoft.com/office/word/2010/wordprocessingDrawing" xmlns:wp="http://schemas.openxmlformats.org/drawingml/2006/wordprocessingDrawing" xmlns:w10="urn:schemas-microsoft-com:office:word" xmlns:w="http://schemas.openxmlformats.org/wordprocessingml/2006/main" xmlns:w14="http://schemas.microsoft.com/office/word/2010/wordml" xmlns:w15="http://schemas.microsoft.com/office/word/2012/wordml" xmlns:w16cex="http://schemas.microsoft.com/office/word/2018/wordml/cex" xmlns:w16cid="http://schemas.microsoft.com/office/word/2016/wordml/cid" xmlns:w16="http://schemas.microsoft.com/office/word/2018/wordml" xmlns:w16du="http://schemas.microsoft.com/office/word/2023/wordml/word16du" xmlns:w16sdtdh="http://schemas.microsoft.com/office/word/2020/wordml/sdtdatahash" xmlns:w16sdtfl="http://schemas.microsoft.com/office/word/2024/wordml/sdtformatlock" xmlns:w16se="http://schemas.microsoft.com/office/word/2015/wordml/symex" xmlns:wpg="http://schemas.microsoft.com/office/word/2010/wordprocessingGroup" xmlns:wpi="http://schemas.microsoft.com/office/word/2010/wordprocessingInk" xmlns:wne="http://schemas.microsoft.com/office/word/2006/wordml" xmlns:wps="http://schemas.microsoft.com/office/word/2010/wordprocessingShape" mc:Ignorable="w14 w15 w16se w16cid w16 w16cex w16sdtdh w16sdtfl w16du wp14">
-  <w:p>
-    <w:pPr>
-      <w:pStyle w:val="Footer"/>
-    </w:pPr>
-  </w:p>
-</w:ftr>
-</file>
-
 <file path=word/footnotes.xml><?xml version="1.0" encoding="utf-8"?>
 <w:footnotes xmlns:wpc="http://schemas.microsoft.com/office/word/2010/wordprocessingCanvas" xmlns:cx="http://schemas.microsoft.com/office/drawing/2014/chartex" xmlns:cx1="http://schemas.microsoft.com/office/drawing/2015/9/8/chartex" xmlns:cx2="http://schemas.microsoft.com/office/drawing/2015/10/21/chartex" xmlns:cx3="http://schemas.microsoft.com/office/drawing/2016/5/9/chartex" xmlns:cx4="http://schemas.microsoft.com/office/drawing/2016/5/10/chartex" xmlns:cx5="http://schemas.microsoft.com/office/drawing/2016/5/11/chartex" xmlns:cx6="http://schemas.microsoft.com/office/drawing/2016/5/12/chartex" xmlns:cx7="http://schemas.microsoft.com/office/drawing/2016/5/13/chartex" xmlns:cx8="http://schemas.microsoft.com/office/drawing/2016/5/14/chartex" xmlns:mc="http://schemas.openxmlformats.org/markup-compatibility/2006" xmlns:aink="http://schemas.microsoft.com/office/drawing/2016/ink" xmlns:am3d="http://schemas.microsoft.com/office/drawing/2017/model3d" xmlns:o="urn:schemas-microsoft-com:office:office" xmlns:oel="http://schemas.microsoft.com/office/2019/extlst" xmlns:r="http://schemas.openxmlformats.org/officeDocument/2006/relationships" xmlns:m="http://schemas.openxmlformats.org/officeDocument/2006/math" xmlns:v="urn:schemas-microsoft-com:vml" xmlns:wp14="http://schemas.microsoft.com/office/word/2010/wordprocessingDrawing" xmlns:wp="http://schemas.openxmlformats.org/drawingml/2006/wordprocessingDrawing" xmlns:w10="urn:schemas-microsoft-com:office:word" xmlns:w="http://schemas.openxmlformats.org/wordprocessingml/2006/main" xmlns:w14="http://schemas.microsoft.com/office/word/2010/wordml" xmlns:w15="http://schemas.microsoft.com/office/word/2012/wordml" xmlns:w16cex="http://schemas.microsoft.com/office/word/2018/wordml/cex" xmlns:w16cid="http://schemas.microsoft.com/office/word/2016/wordml/cid" xmlns:w16="http://schemas.microsoft.com/office/word/2018/wordml" xmlns:w16du="http://schemas.microsoft.com/office/word/2023/wordml/word16du" xmlns:w16sdtdh="http://schemas.microsoft.com/office/word/2020/wordml/sdtdatahash" xmlns:w16sdtfl="http://schemas.microsoft.com/office/word/2024/wordml/sdtformatlock" xmlns:w16se="http://schemas.microsoft.com/office/word/2015/wordml/symex" xmlns:wpg="http://schemas.microsoft.com/office/word/2010/wordprocessingGroup" xmlns:wpi="http://schemas.microsoft.com/office/word/2010/wordprocessingInk" xmlns:wne="http://schemas.microsoft.com/office/word/2006/wordml" xmlns:wps="http://schemas.microsoft.com/office/word/2010/wordprocessingShape" mc:Ignorable="w14 w15 w16se w16cid w16 w16cex w16sdtdh w16sdtfl w16du wp14">
   <w:footnote w:type="separator" w:id="-1">
@@ -1723,16 +757,6 @@
 </file>
 
 <file path=word/header1.xml><?xml version="1.0" encoding="utf-8"?>
-<w:hdr xmlns:wpc="http://schemas.microsoft.com/office/word/2010/wordprocessingCanvas" xmlns:cx="http://schemas.microsoft.com/office/drawing/2014/chartex" xmlns:cx1="http://schemas.microsoft.com/office/drawing/2015/9/8/chartex" xmlns:cx2="http://schemas.microsoft.com/office/drawing/2015/10/21/chartex" xmlns:cx3="http://schemas.microsoft.com/office/drawing/2016/5/9/chartex" xmlns:cx4="http://schemas.microsoft.com/office/drawing/2016/5/10/chartex" xmlns:cx5="http://schemas.microsoft.com/office/drawing/2016/5/11/chartex" xmlns:cx6="http://schemas.microsoft.com/office/drawing/2016/5/12/chartex" xmlns:cx7="http://schemas.microsoft.com/office/drawing/2016/5/13/chartex" xmlns:cx8="http://schemas.microsoft.com/office/drawing/2016/5/14/chartex" xmlns:mc="http://schemas.openxmlformats.org/markup-compatibility/2006" xmlns:aink="http://schemas.microsoft.com/office/drawing/2016/ink" xmlns:am3d="http://schemas.microsoft.com/office/drawing/2017/model3d" xmlns:o="urn:schemas-microsoft-com:office:office" xmlns:oel="http://schemas.microsoft.com/office/2019/extlst" xmlns:r="http://schemas.openxmlformats.org/officeDocument/2006/relationships" xmlns:m="http://schemas.openxmlformats.org/officeDocument/2006/math" xmlns:v="urn:schemas-microsoft-com:vml" xmlns:wp14="http://schemas.microsoft.com/office/word/2010/wordprocessingDrawing" xmlns:wp="http://schemas.openxmlformats.org/drawingml/2006/wordprocessingDrawing" xmlns:w10="urn:schemas-microsoft-com:office:word" xmlns:w="http://schemas.openxmlformats.org/wordprocessingml/2006/main" xmlns:w14="http://schemas.microsoft.com/office/word/2010/wordml" xmlns:w15="http://schemas.microsoft.com/office/word/2012/wordml" xmlns:w16cex="http://schemas.microsoft.com/office/word/2018/wordml/cex" xmlns:w16cid="http://schemas.microsoft.com/office/word/2016/wordml/cid" xmlns:w16="http://schemas.microsoft.com/office/word/2018/wordml" xmlns:w16du="http://schemas.microsoft.com/office/word/2023/wordml/word16du" xmlns:w16sdtdh="http://schemas.microsoft.com/office/word/2020/wordml/sdtdatahash" xmlns:w16sdtfl="http://schemas.microsoft.com/office/word/2024/wordml/sdtformatlock" xmlns:w16se="http://schemas.microsoft.com/office/word/2015/wordml/symex" xmlns:wpg="http://schemas.microsoft.com/office/word/2010/wordprocessingGroup" xmlns:wpi="http://schemas.microsoft.com/office/word/2010/wordprocessingInk" xmlns:wne="http://schemas.microsoft.com/office/word/2006/wordml" xmlns:wps="http://schemas.microsoft.com/office/word/2010/wordprocessingShape" mc:Ignorable="w14 w15 w16se w16cid w16 w16cex w16sdtdh w16sdtfl w16du wp14">
-  <w:p>
-    <w:pPr>
-      <w:pStyle w:val="Header"/>
-    </w:pPr>
-  </w:p>
-</w:hdr>
-</file>
-
-<file path=word/header2.xml><?xml version="1.0" encoding="utf-8"?>
 <w:hdr xmlns:wpc="http://schemas.microsoft.com/office/word/2010/wordprocessingCanvas" xmlns:cx="http://schemas.microsoft.com/office/drawing/2014/chartex" xmlns:cx1="http://schemas.microsoft.com/office/drawing/2015/9/8/chartex" xmlns:cx2="http://schemas.microsoft.com/office/drawing/2015/10/21/chartex" xmlns:cx3="http://schemas.microsoft.com/office/drawing/2016/5/9/chartex" xmlns:cx4="http://schemas.microsoft.com/office/drawing/2016/5/10/chartex" xmlns:cx5="http://schemas.microsoft.com/office/drawing/2016/5/11/chartex" xmlns:cx6="http://schemas.microsoft.com/office/drawing/2016/5/12/chartex" xmlns:cx7="http://schemas.microsoft.com/office/drawing/2016/5/13/chartex" xmlns:cx8="http://schemas.microsoft.com/office/drawing/2016/5/14/chartex" xmlns:mc="http://schemas.openxmlformats.org/markup-compatibility/2006" xmlns:aink="http://schemas.microsoft.com/office/drawing/2016/ink" xmlns:am3d="http://schemas.microsoft.com/office/drawing/2017/model3d" xmlns:o="urn:schemas-microsoft-com:office:office" xmlns:oel="http://schemas.microsoft.com/office/2019/extlst" xmlns:r="http://schemas.openxmlformats.org/officeDocument/2006/relationships" xmlns:m="http://schemas.openxmlformats.org/officeDocument/2006/math" xmlns:v="urn:schemas-microsoft-com:vml" xmlns:wp14="http://schemas.microsoft.com/office/word/2010/wordprocessingDrawing" xmlns:wp="http://schemas.openxmlformats.org/drawingml/2006/wordprocessingDrawing" xmlns:w10="urn:schemas-microsoft-com:office:word" xmlns:w="http://schemas.openxmlformats.org/wordprocessingml/2006/main" xmlns:w14="http://schemas.microsoft.com/office/word/2010/wordml" xmlns:w15="http://schemas.microsoft.com/office/word/2012/wordml" xmlns:w16cex="http://schemas.microsoft.com/office/word/2018/wordml/cex" xmlns:w16cid="http://schemas.microsoft.com/office/word/2016/wordml/cid" xmlns:w16="http://schemas.microsoft.com/office/word/2018/wordml" xmlns:w16du="http://schemas.microsoft.com/office/word/2023/wordml/word16du" xmlns:w16sdtdh="http://schemas.microsoft.com/office/word/2020/wordml/sdtdatahash" xmlns:w16sdtfl="http://schemas.microsoft.com/office/word/2024/wordml/sdtformatlock" xmlns:w16se="http://schemas.microsoft.com/office/word/2015/wordml/symex" xmlns:wpg="http://schemas.microsoft.com/office/word/2010/wordprocessingGroup" xmlns:wpi="http://schemas.microsoft.com/office/word/2010/wordprocessingInk" xmlns:wne="http://schemas.microsoft.com/office/word/2006/wordml" xmlns:wps="http://schemas.microsoft.com/office/word/2010/wordprocessingShape" mc:Ignorable="w14 w15 w16se w16cid w16 w16cex w16sdtdh w16sdtfl w16du wp14">
   <w:p>
     <w:pPr>
@@ -1784,16 +808,6 @@
         </wp:inline>
       </w:drawing>
     </w:r>
-  </w:p>
-</w:hdr>
-</file>
-
-<file path=word/header3.xml><?xml version="1.0" encoding="utf-8"?>
-<w:hdr xmlns:wpc="http://schemas.microsoft.com/office/word/2010/wordprocessingCanvas" xmlns:cx="http://schemas.microsoft.com/office/drawing/2014/chartex" xmlns:cx1="http://schemas.microsoft.com/office/drawing/2015/9/8/chartex" xmlns:cx2="http://schemas.microsoft.com/office/drawing/2015/10/21/chartex" xmlns:cx3="http://schemas.microsoft.com/office/drawing/2016/5/9/chartex" xmlns:cx4="http://schemas.microsoft.com/office/drawing/2016/5/10/chartex" xmlns:cx5="http://schemas.microsoft.com/office/drawing/2016/5/11/chartex" xmlns:cx6="http://schemas.microsoft.com/office/drawing/2016/5/12/chartex" xmlns:cx7="http://schemas.microsoft.com/office/drawing/2016/5/13/chartex" xmlns:cx8="http://schemas.microsoft.com/office/drawing/2016/5/14/chartex" xmlns:mc="http://schemas.openxmlformats.org/markup-compatibility/2006" xmlns:aink="http://schemas.microsoft.com/office/drawing/2016/ink" xmlns:am3d="http://schemas.microsoft.com/office/drawing/2017/model3d" xmlns:o="urn:schemas-microsoft-com:office:office" xmlns:oel="http://schemas.microsoft.com/office/2019/extlst" xmlns:r="http://schemas.openxmlformats.org/officeDocument/2006/relationships" xmlns:m="http://schemas.openxmlformats.org/officeDocument/2006/math" xmlns:v="urn:schemas-microsoft-com:vml" xmlns:wp14="http://schemas.microsoft.com/office/word/2010/wordprocessingDrawing" xmlns:wp="http://schemas.openxmlformats.org/drawingml/2006/wordprocessingDrawing" xmlns:w10="urn:schemas-microsoft-com:office:word" xmlns:w="http://schemas.openxmlformats.org/wordprocessingml/2006/main" xmlns:w14="http://schemas.microsoft.com/office/word/2010/wordml" xmlns:w15="http://schemas.microsoft.com/office/word/2012/wordml" xmlns:w16cex="http://schemas.microsoft.com/office/word/2018/wordml/cex" xmlns:w16cid="http://schemas.microsoft.com/office/word/2016/wordml/cid" xmlns:w16="http://schemas.microsoft.com/office/word/2018/wordml" xmlns:w16du="http://schemas.microsoft.com/office/word/2023/wordml/word16du" xmlns:w16sdtdh="http://schemas.microsoft.com/office/word/2020/wordml/sdtdatahash" xmlns:w16sdtfl="http://schemas.microsoft.com/office/word/2024/wordml/sdtformatlock" xmlns:w16se="http://schemas.microsoft.com/office/word/2015/wordml/symex" xmlns:wpg="http://schemas.microsoft.com/office/word/2010/wordprocessingGroup" xmlns:wpi="http://schemas.microsoft.com/office/word/2010/wordprocessingInk" xmlns:wne="http://schemas.microsoft.com/office/word/2006/wordml" xmlns:wps="http://schemas.microsoft.com/office/word/2010/wordprocessingShape" mc:Ignorable="w14 w15 w16se w16cid w16 w16cex w16sdtdh w16sdtfl w16du wp14">
-  <w:p>
-    <w:pPr>
-      <w:pStyle w:val="Header"/>
-    </w:pPr>
   </w:p>
 </w:hdr>
 </file>
@@ -2314,7 +1328,6 @@
   <w:style w:type="character" w:default="1" w:styleId="DefaultParagraphFont">
     <w:name w:val="Default Paragraph Font"/>
     <w:uiPriority w:val="1"/>
-    <w:semiHidden/>
     <w:unhideWhenUsed/>
   </w:style>
   <w:style w:type="table" w:default="1" w:styleId="TableNormal">

--- a/templates/Job_Shadowing_Certificates.docx
+++ b/templates/Job_Shadowing_Certificates.docx
@@ -101,7 +101,61 @@
           <w:sz w:val="28"/>
           <w:szCs w:val="28"/>
         </w:rPr>
-        <w:t xml:space="preserve">has successfully completed a JOB SHADOWING programme at </w:t>
+        <w:t xml:space="preserve">has </w:t>
+      </w:r>
+      <w:proofErr w:type="spellStart"/>
+      <w:r>
+        <w:rPr>
+          <w:rFonts w:ascii="Calibri" w:eastAsia="Calibri" w:hAnsi="Calibri" w:cs="Calibri"/>
+          <w:sz w:val="28"/>
+          <w:szCs w:val="28"/>
+        </w:rPr>
+        <w:t>successfully</w:t>
+      </w:r>
+      <w:proofErr w:type="spellEnd"/>
+      <w:r>
+        <w:rPr>
+          <w:rFonts w:ascii="Calibri" w:eastAsia="Calibri" w:hAnsi="Calibri" w:cs="Calibri"/>
+          <w:sz w:val="28"/>
+          <w:szCs w:val="28"/>
+        </w:rPr>
+        <w:t xml:space="preserve"> </w:t>
+      </w:r>
+      <w:proofErr w:type="spellStart"/>
+      <w:r>
+        <w:rPr>
+          <w:rFonts w:ascii="Calibri" w:eastAsia="Calibri" w:hAnsi="Calibri" w:cs="Calibri"/>
+          <w:sz w:val="28"/>
+          <w:szCs w:val="28"/>
+        </w:rPr>
+        <w:t>completed</w:t>
+      </w:r>
+      <w:proofErr w:type="spellEnd"/>
+      <w:r>
+        <w:rPr>
+          <w:rFonts w:ascii="Calibri" w:eastAsia="Calibri" w:hAnsi="Calibri" w:cs="Calibri"/>
+          <w:sz w:val="28"/>
+          <w:szCs w:val="28"/>
+        </w:rPr>
+        <w:t xml:space="preserve"> a JOB SHADOWING </w:t>
+      </w:r>
+      <w:proofErr w:type="spellStart"/>
+      <w:r>
+        <w:rPr>
+          <w:rFonts w:ascii="Calibri" w:eastAsia="Calibri" w:hAnsi="Calibri" w:cs="Calibri"/>
+          <w:sz w:val="28"/>
+          <w:szCs w:val="28"/>
+        </w:rPr>
+        <w:t>programme</w:t>
+      </w:r>
+      <w:proofErr w:type="spellEnd"/>
+      <w:r>
+        <w:rPr>
+          <w:rFonts w:ascii="Calibri" w:eastAsia="Calibri" w:hAnsi="Calibri" w:cs="Calibri"/>
+          <w:sz w:val="28"/>
+          <w:szCs w:val="28"/>
+        </w:rPr>
+        <w:t xml:space="preserve"> at </w:t>
       </w:r>
     </w:p>
     <w:p>
@@ -143,16 +197,16 @@
         <w:jc w:val="center"/>
         <w:rPr>
           <w:rFonts w:ascii="Calibri" w:eastAsia="Calibri" w:hAnsi="Calibri" w:cs="Calibri"/>
-          <w:sz w:val="44"/>
-          <w:szCs w:val="44"/>
+          <w:sz w:val="32"/>
+          <w:szCs w:val="32"/>
           <w:highlight w:val="white"/>
         </w:rPr>
       </w:pPr>
       <w:r>
         <w:rPr>
           <w:rFonts w:ascii="Calibri" w:eastAsia="Calibri" w:hAnsi="Calibri" w:cs="Calibri"/>
-          <w:sz w:val="44"/>
-          <w:szCs w:val="44"/>
+          <w:sz w:val="32"/>
+          <w:szCs w:val="32"/>
         </w:rPr>
         <w:t>{{HOST_ORG_ADDRESS}}</w:t>
       </w:r>
@@ -187,7 +241,51 @@
           <w:sz w:val="32"/>
           <w:szCs w:val="32"/>
         </w:rPr>
-        <w:t xml:space="preserve">in the period </w:t>
+        <w:t xml:space="preserve">in </w:t>
+      </w:r>
+      <w:proofErr w:type="spellStart"/>
+      <w:r>
+        <w:rPr>
+          <w:rFonts w:ascii="Calibri" w:eastAsia="Calibri" w:hAnsi="Calibri" w:cs="Calibri"/>
+          <w:b/>
+          <w:bCs/>
+          <w:sz w:val="32"/>
+          <w:szCs w:val="32"/>
+        </w:rPr>
+        <w:t>the</w:t>
+      </w:r>
+      <w:proofErr w:type="spellEnd"/>
+      <w:r>
+        <w:rPr>
+          <w:rFonts w:ascii="Calibri" w:eastAsia="Calibri" w:hAnsi="Calibri" w:cs="Calibri"/>
+          <w:b/>
+          <w:bCs/>
+          <w:sz w:val="32"/>
+          <w:szCs w:val="32"/>
+        </w:rPr>
+        <w:t xml:space="preserve"> </w:t>
+      </w:r>
+      <w:proofErr w:type="spellStart"/>
+      <w:r>
+        <w:rPr>
+          <w:rFonts w:ascii="Calibri" w:eastAsia="Calibri" w:hAnsi="Calibri" w:cs="Calibri"/>
+          <w:b/>
+          <w:bCs/>
+          <w:sz w:val="32"/>
+          <w:szCs w:val="32"/>
+        </w:rPr>
+        <w:t>period</w:t>
+      </w:r>
+      <w:proofErr w:type="spellEnd"/>
+      <w:r>
+        <w:rPr>
+          <w:rFonts w:ascii="Calibri" w:eastAsia="Calibri" w:hAnsi="Calibri" w:cs="Calibri"/>
+          <w:b/>
+          <w:bCs/>
+          <w:sz w:val="32"/>
+          <w:szCs w:val="32"/>
+        </w:rPr>
+        <w:t xml:space="preserve"> </w:t>
       </w:r>
       <w:r>
         <w:rPr>
@@ -199,6 +297,7 @@
         </w:rPr>
         <w:t xml:space="preserve">{{START}} - {{END}} </w:t>
       </w:r>
+      <w:proofErr w:type="spellStart"/>
       <w:r>
         <w:rPr>
           <w:rFonts w:ascii="Calibri" w:eastAsia="Calibri" w:hAnsi="Calibri" w:cs="Calibri"/>
@@ -207,7 +306,62 @@
           <w:sz w:val="32"/>
           <w:szCs w:val="32"/>
         </w:rPr>
-        <w:t>within the project:</w:t>
+        <w:t>within</w:t>
+      </w:r>
+      <w:proofErr w:type="spellEnd"/>
+      <w:r>
+        <w:rPr>
+          <w:rFonts w:ascii="Calibri" w:eastAsia="Calibri" w:hAnsi="Calibri" w:cs="Calibri"/>
+          <w:b/>
+          <w:bCs/>
+          <w:sz w:val="32"/>
+          <w:szCs w:val="32"/>
+        </w:rPr>
+        <w:t xml:space="preserve"> </w:t>
+      </w:r>
+      <w:proofErr w:type="spellStart"/>
+      <w:r>
+        <w:rPr>
+          <w:rFonts w:ascii="Calibri" w:eastAsia="Calibri" w:hAnsi="Calibri" w:cs="Calibri"/>
+          <w:b/>
+          <w:bCs/>
+          <w:sz w:val="32"/>
+          <w:szCs w:val="32"/>
+        </w:rPr>
+        <w:t>the</w:t>
+      </w:r>
+      <w:proofErr w:type="spellEnd"/>
+      <w:r>
+        <w:rPr>
+          <w:rFonts w:ascii="Calibri" w:eastAsia="Calibri" w:hAnsi="Calibri" w:cs="Calibri"/>
+          <w:b/>
+          <w:bCs/>
+          <w:sz w:val="32"/>
+          <w:szCs w:val="32"/>
+        </w:rPr>
+        <w:t xml:space="preserve"> </w:t>
+      </w:r>
+      <w:proofErr w:type="spellStart"/>
+      <w:r>
+        <w:rPr>
+          <w:rFonts w:ascii="Calibri" w:eastAsia="Calibri" w:hAnsi="Calibri" w:cs="Calibri"/>
+          <w:b/>
+          <w:bCs/>
+          <w:sz w:val="32"/>
+          <w:szCs w:val="32"/>
+        </w:rPr>
+        <w:t>project</w:t>
+      </w:r>
+      <w:proofErr w:type="spellEnd"/>
+      <w:r>
+        <w:rPr>
+          <w:rFonts w:ascii="Calibri" w:eastAsia="Calibri" w:hAnsi="Calibri" w:cs="Calibri"/>
+          <w:b/>
+          <w:bCs/>
+          <w:sz w:val="32"/>
+          <w:szCs w:val="32"/>
+        </w:rPr>
+        <w:t>:</w:t>
       </w:r>
     </w:p>
     <w:p>
@@ -276,7 +430,293 @@
           <w:sz w:val="32"/>
           <w:szCs w:val="32"/>
         </w:rPr>
-        <w:t>The project has been delivered within the framework of the Erasmus+                                   Programme of the European Commission.</w:t>
+        <w:t xml:space="preserve">The </w:t>
+      </w:r>
+      <w:proofErr w:type="spellStart"/>
+      <w:r>
+        <w:rPr>
+          <w:rFonts w:ascii="Calibri" w:eastAsia="Calibri" w:hAnsi="Calibri" w:cs="Calibri"/>
+          <w:i/>
+          <w:iCs/>
+          <w:sz w:val="32"/>
+          <w:szCs w:val="32"/>
+        </w:rPr>
+        <w:t>project</w:t>
+      </w:r>
+      <w:proofErr w:type="spellEnd"/>
+      <w:r>
+        <w:rPr>
+          <w:rFonts w:ascii="Calibri" w:eastAsia="Calibri" w:hAnsi="Calibri" w:cs="Calibri"/>
+          <w:i/>
+          <w:iCs/>
+          <w:sz w:val="32"/>
+          <w:szCs w:val="32"/>
+        </w:rPr>
+        <w:t xml:space="preserve"> has </w:t>
+      </w:r>
+      <w:proofErr w:type="spellStart"/>
+      <w:r>
+        <w:rPr>
+          <w:rFonts w:ascii="Calibri" w:eastAsia="Calibri" w:hAnsi="Calibri" w:cs="Calibri"/>
+          <w:i/>
+          <w:iCs/>
+          <w:sz w:val="32"/>
+          <w:szCs w:val="32"/>
+        </w:rPr>
+        <w:t>been</w:t>
+      </w:r>
+      <w:proofErr w:type="spellEnd"/>
+      <w:r>
+        <w:rPr>
+          <w:rFonts w:ascii="Calibri" w:eastAsia="Calibri" w:hAnsi="Calibri" w:cs="Calibri"/>
+          <w:i/>
+          <w:iCs/>
+          <w:sz w:val="32"/>
+          <w:szCs w:val="32"/>
+        </w:rPr>
+        <w:t xml:space="preserve"> </w:t>
+      </w:r>
+      <w:proofErr w:type="spellStart"/>
+      <w:r>
+        <w:rPr>
+          <w:rFonts w:ascii="Calibri" w:eastAsia="Calibri" w:hAnsi="Calibri" w:cs="Calibri"/>
+          <w:i/>
+          <w:iCs/>
+          <w:sz w:val="32"/>
+          <w:szCs w:val="32"/>
+        </w:rPr>
+        <w:t>delivered</w:t>
+      </w:r>
+      <w:proofErr w:type="spellEnd"/>
+      <w:r>
+        <w:rPr>
+          <w:rFonts w:ascii="Calibri" w:eastAsia="Calibri" w:hAnsi="Calibri" w:cs="Calibri"/>
+          <w:i/>
+          <w:iCs/>
+          <w:sz w:val="32"/>
+          <w:szCs w:val="32"/>
+        </w:rPr>
+        <w:t xml:space="preserve"> </w:t>
+      </w:r>
+      <w:proofErr w:type="spellStart"/>
+      <w:r>
+        <w:rPr>
+          <w:rFonts w:ascii="Calibri" w:eastAsia="Calibri" w:hAnsi="Calibri" w:cs="Calibri"/>
+          <w:i/>
+          <w:iCs/>
+          <w:sz w:val="32"/>
+          <w:szCs w:val="32"/>
+        </w:rPr>
+        <w:t>within</w:t>
+      </w:r>
+      <w:proofErr w:type="spellEnd"/>
+      <w:r>
+        <w:rPr>
+          <w:rFonts w:ascii="Calibri" w:eastAsia="Calibri" w:hAnsi="Calibri" w:cs="Calibri"/>
+          <w:i/>
+          <w:iCs/>
+          <w:sz w:val="32"/>
+          <w:szCs w:val="32"/>
+        </w:rPr>
+        <w:t xml:space="preserve"> </w:t>
+      </w:r>
+      <w:proofErr w:type="spellStart"/>
+      <w:r>
+        <w:rPr>
+          <w:rFonts w:ascii="Calibri" w:eastAsia="Calibri" w:hAnsi="Calibri" w:cs="Calibri"/>
+          <w:i/>
+          <w:iCs/>
+          <w:sz w:val="32"/>
+          <w:szCs w:val="32"/>
+        </w:rPr>
+        <w:t>the</w:t>
+      </w:r>
+      <w:proofErr w:type="spellEnd"/>
+      <w:r>
+        <w:rPr>
+          <w:rFonts w:ascii="Calibri" w:eastAsia="Calibri" w:hAnsi="Calibri" w:cs="Calibri"/>
+          <w:i/>
+          <w:iCs/>
+          <w:sz w:val="32"/>
+          <w:szCs w:val="32"/>
+        </w:rPr>
+        <w:t xml:space="preserve"> </w:t>
+      </w:r>
+      <w:proofErr w:type="spellStart"/>
+      <w:r>
+        <w:rPr>
+          <w:rFonts w:ascii="Calibri" w:eastAsia="Calibri" w:hAnsi="Calibri" w:cs="Calibri"/>
+          <w:i/>
+          <w:iCs/>
+          <w:sz w:val="32"/>
+          <w:szCs w:val="32"/>
+        </w:rPr>
+        <w:t>framework</w:t>
+      </w:r>
+      <w:proofErr w:type="spellEnd"/>
+      <w:r>
+        <w:rPr>
+          <w:rFonts w:ascii="Calibri" w:eastAsia="Calibri" w:hAnsi="Calibri" w:cs="Calibri"/>
+          <w:i/>
+          <w:iCs/>
+          <w:sz w:val="32"/>
+          <w:szCs w:val="32"/>
+        </w:rPr>
+        <w:t xml:space="preserve"> </w:t>
+      </w:r>
+      <w:proofErr w:type="spellStart"/>
+      <w:r>
+        <w:rPr>
+          <w:rFonts w:ascii="Calibri" w:eastAsia="Calibri" w:hAnsi="Calibri" w:cs="Calibri"/>
+          <w:i/>
+          <w:iCs/>
+          <w:sz w:val="32"/>
+          <w:szCs w:val="32"/>
+        </w:rPr>
+        <w:t>of</w:t>
+      </w:r>
+      <w:proofErr w:type="spellEnd"/>
+      <w:r>
+        <w:rPr>
+          <w:rFonts w:ascii="Calibri" w:eastAsia="Calibri" w:hAnsi="Calibri" w:cs="Calibri"/>
+          <w:i/>
+          <w:iCs/>
+          <w:sz w:val="32"/>
+          <w:szCs w:val="32"/>
+        </w:rPr>
+        <w:t xml:space="preserve"> </w:t>
+      </w:r>
+      <w:proofErr w:type="spellStart"/>
+      <w:r>
+        <w:rPr>
+          <w:rFonts w:ascii="Calibri" w:eastAsia="Calibri" w:hAnsi="Calibri" w:cs="Calibri"/>
+          <w:i/>
+          <w:iCs/>
+          <w:sz w:val="32"/>
+          <w:szCs w:val="32"/>
+        </w:rPr>
+        <w:t>the</w:t>
+      </w:r>
+      <w:proofErr w:type="spellEnd"/>
+      <w:r>
+        <w:rPr>
+          <w:rFonts w:ascii="Calibri" w:eastAsia="Calibri" w:hAnsi="Calibri" w:cs="Calibri"/>
+          <w:i/>
+          <w:iCs/>
+          <w:sz w:val="32"/>
+          <w:szCs w:val="32"/>
+        </w:rPr>
+        <w:t xml:space="preserve"> Erasmus+                                   </w:t>
+      </w:r>
+      <w:proofErr w:type="spellStart"/>
+      <w:r>
+        <w:rPr>
+          <w:rFonts w:ascii="Calibri" w:eastAsia="Calibri" w:hAnsi="Calibri" w:cs="Calibri"/>
+          <w:i/>
+          <w:iCs/>
+          <w:sz w:val="32"/>
+          <w:szCs w:val="32"/>
+        </w:rPr>
+        <w:t>Programme</w:t>
+      </w:r>
+      <w:proofErr w:type="spellEnd"/>
+      <w:r>
+        <w:rPr>
+          <w:rFonts w:ascii="Calibri" w:eastAsia="Calibri" w:hAnsi="Calibri" w:cs="Calibri"/>
+          <w:i/>
+          <w:iCs/>
+          <w:sz w:val="32"/>
+          <w:szCs w:val="32"/>
+        </w:rPr>
+        <w:t xml:space="preserve"> </w:t>
+      </w:r>
+      <w:proofErr w:type="spellStart"/>
+      <w:r>
+        <w:rPr>
+          <w:rFonts w:ascii="Calibri" w:eastAsia="Calibri" w:hAnsi="Calibri" w:cs="Calibri"/>
+          <w:i/>
+          <w:iCs/>
+          <w:sz w:val="32"/>
+          <w:szCs w:val="32"/>
+        </w:rPr>
+        <w:t>of</w:t>
+      </w:r>
+      <w:proofErr w:type="spellEnd"/>
+      <w:r>
+        <w:rPr>
+          <w:rFonts w:ascii="Calibri" w:eastAsia="Calibri" w:hAnsi="Calibri" w:cs="Calibri"/>
+          <w:i/>
+          <w:iCs/>
+          <w:sz w:val="32"/>
+          <w:szCs w:val="32"/>
+        </w:rPr>
+        <w:t xml:space="preserve"> </w:t>
+      </w:r>
+      <w:proofErr w:type="spellStart"/>
+      <w:r>
+        <w:rPr>
+          <w:rFonts w:ascii="Calibri" w:eastAsia="Calibri" w:hAnsi="Calibri" w:cs="Calibri"/>
+          <w:i/>
+          <w:iCs/>
+          <w:sz w:val="32"/>
+          <w:szCs w:val="32"/>
+        </w:rPr>
+        <w:t>the</w:t>
+      </w:r>
+      <w:proofErr w:type="spellEnd"/>
+      <w:r>
+        <w:rPr>
+          <w:rFonts w:ascii="Calibri" w:eastAsia="Calibri" w:hAnsi="Calibri" w:cs="Calibri"/>
+          <w:i/>
+          <w:iCs/>
+          <w:sz w:val="32"/>
+          <w:szCs w:val="32"/>
+        </w:rPr>
+        <w:t xml:space="preserve"> </w:t>
+      </w:r>
+      <w:proofErr w:type="spellStart"/>
+      <w:r>
+        <w:rPr>
+          <w:rFonts w:ascii="Calibri" w:eastAsia="Calibri" w:hAnsi="Calibri" w:cs="Calibri"/>
+          <w:i/>
+          <w:iCs/>
+          <w:sz w:val="32"/>
+          <w:szCs w:val="32"/>
+        </w:rPr>
+        <w:t>European</w:t>
+      </w:r>
+      <w:proofErr w:type="spellEnd"/>
+      <w:r>
+        <w:rPr>
+          <w:rFonts w:ascii="Calibri" w:eastAsia="Calibri" w:hAnsi="Calibri" w:cs="Calibri"/>
+          <w:i/>
+          <w:iCs/>
+          <w:sz w:val="32"/>
+          <w:szCs w:val="32"/>
+        </w:rPr>
+        <w:t xml:space="preserve"> </w:t>
+      </w:r>
+      <w:proofErr w:type="spellStart"/>
+      <w:r>
+        <w:rPr>
+          <w:rFonts w:ascii="Calibri" w:eastAsia="Calibri" w:hAnsi="Calibri" w:cs="Calibri"/>
+          <w:i/>
+          <w:iCs/>
+          <w:sz w:val="32"/>
+          <w:szCs w:val="32"/>
+        </w:rPr>
+        <w:t>Commission</w:t>
+      </w:r>
+      <w:proofErr w:type="spellEnd"/>
+      <w:r>
+        <w:rPr>
+          <w:rFonts w:ascii="Calibri" w:eastAsia="Calibri" w:hAnsi="Calibri" w:cs="Calibri"/>
+          <w:i/>
+          <w:iCs/>
+          <w:sz w:val="32"/>
+          <w:szCs w:val="32"/>
+        </w:rPr>
+        <w:t>.</w:t>
       </w:r>
     </w:p>
     <w:p>
@@ -300,13 +740,293 @@
           <w:szCs w:val="24"/>
         </w:rPr>
       </w:pPr>
-      <w:r>
-        <w:rPr>
-          <w:rFonts w:ascii="Calibri" w:eastAsia="Calibri" w:hAnsi="Calibri" w:cs="Calibri"/>
-          <w:sz w:val="18"/>
-          <w:szCs w:val="18"/>
-        </w:rPr>
-        <w:t>We hereby confirm that the participant has successfully completed a Job Shadowing Activity under the framework of the Erasmus+ Mobility School (SCH) programme.</w:t>
+      <w:proofErr w:type="spellStart"/>
+      <w:r>
+        <w:rPr>
+          <w:rFonts w:ascii="Calibri" w:eastAsia="Calibri" w:hAnsi="Calibri" w:cs="Calibri"/>
+          <w:sz w:val="18"/>
+          <w:szCs w:val="18"/>
+        </w:rPr>
+        <w:t>We</w:t>
+      </w:r>
+      <w:proofErr w:type="spellEnd"/>
+      <w:r>
+        <w:rPr>
+          <w:rFonts w:ascii="Calibri" w:eastAsia="Calibri" w:hAnsi="Calibri" w:cs="Calibri"/>
+          <w:sz w:val="18"/>
+          <w:szCs w:val="18"/>
+        </w:rPr>
+        <w:t xml:space="preserve"> </w:t>
+      </w:r>
+      <w:proofErr w:type="spellStart"/>
+      <w:r>
+        <w:rPr>
+          <w:rFonts w:ascii="Calibri" w:eastAsia="Calibri" w:hAnsi="Calibri" w:cs="Calibri"/>
+          <w:sz w:val="18"/>
+          <w:szCs w:val="18"/>
+        </w:rPr>
+        <w:t>hereby</w:t>
+      </w:r>
+      <w:proofErr w:type="spellEnd"/>
+      <w:r>
+        <w:rPr>
+          <w:rFonts w:ascii="Calibri" w:eastAsia="Calibri" w:hAnsi="Calibri" w:cs="Calibri"/>
+          <w:sz w:val="18"/>
+          <w:szCs w:val="18"/>
+        </w:rPr>
+        <w:t xml:space="preserve"> </w:t>
+      </w:r>
+      <w:proofErr w:type="spellStart"/>
+      <w:r>
+        <w:rPr>
+          <w:rFonts w:ascii="Calibri" w:eastAsia="Calibri" w:hAnsi="Calibri" w:cs="Calibri"/>
+          <w:sz w:val="18"/>
+          <w:szCs w:val="18"/>
+        </w:rPr>
+        <w:t>confirm</w:t>
+      </w:r>
+      <w:proofErr w:type="spellEnd"/>
+      <w:r>
+        <w:rPr>
+          <w:rFonts w:ascii="Calibri" w:eastAsia="Calibri" w:hAnsi="Calibri" w:cs="Calibri"/>
+          <w:sz w:val="18"/>
+          <w:szCs w:val="18"/>
+        </w:rPr>
+        <w:t xml:space="preserve"> </w:t>
+      </w:r>
+      <w:proofErr w:type="spellStart"/>
+      <w:r>
+        <w:rPr>
+          <w:rFonts w:ascii="Calibri" w:eastAsia="Calibri" w:hAnsi="Calibri" w:cs="Calibri"/>
+          <w:sz w:val="18"/>
+          <w:szCs w:val="18"/>
+        </w:rPr>
+        <w:t>that</w:t>
+      </w:r>
+      <w:proofErr w:type="spellEnd"/>
+      <w:r>
+        <w:rPr>
+          <w:rFonts w:ascii="Calibri" w:eastAsia="Calibri" w:hAnsi="Calibri" w:cs="Calibri"/>
+          <w:sz w:val="18"/>
+          <w:szCs w:val="18"/>
+        </w:rPr>
+        <w:t xml:space="preserve"> </w:t>
+      </w:r>
+      <w:proofErr w:type="spellStart"/>
+      <w:r>
+        <w:rPr>
+          <w:rFonts w:ascii="Calibri" w:eastAsia="Calibri" w:hAnsi="Calibri" w:cs="Calibri"/>
+          <w:sz w:val="18"/>
+          <w:szCs w:val="18"/>
+        </w:rPr>
+        <w:t>the</w:t>
+      </w:r>
+      <w:proofErr w:type="spellEnd"/>
+      <w:r>
+        <w:rPr>
+          <w:rFonts w:ascii="Calibri" w:eastAsia="Calibri" w:hAnsi="Calibri" w:cs="Calibri"/>
+          <w:sz w:val="18"/>
+          <w:szCs w:val="18"/>
+        </w:rPr>
+        <w:t xml:space="preserve"> </w:t>
+      </w:r>
+      <w:proofErr w:type="spellStart"/>
+      <w:r>
+        <w:rPr>
+          <w:rFonts w:ascii="Calibri" w:eastAsia="Calibri" w:hAnsi="Calibri" w:cs="Calibri"/>
+          <w:sz w:val="18"/>
+          <w:szCs w:val="18"/>
+        </w:rPr>
+        <w:t>participant</w:t>
+      </w:r>
+      <w:proofErr w:type="spellEnd"/>
+      <w:r>
+        <w:rPr>
+          <w:rFonts w:ascii="Calibri" w:eastAsia="Calibri" w:hAnsi="Calibri" w:cs="Calibri"/>
+          <w:sz w:val="18"/>
+          <w:szCs w:val="18"/>
+        </w:rPr>
+        <w:t xml:space="preserve"> has </w:t>
+      </w:r>
+      <w:proofErr w:type="spellStart"/>
+      <w:r>
+        <w:rPr>
+          <w:rFonts w:ascii="Calibri" w:eastAsia="Calibri" w:hAnsi="Calibri" w:cs="Calibri"/>
+          <w:sz w:val="18"/>
+          <w:szCs w:val="18"/>
+        </w:rPr>
+        <w:t>successfully</w:t>
+      </w:r>
+      <w:proofErr w:type="spellEnd"/>
+      <w:r>
+        <w:rPr>
+          <w:rFonts w:ascii="Calibri" w:eastAsia="Calibri" w:hAnsi="Calibri" w:cs="Calibri"/>
+          <w:sz w:val="18"/>
+          <w:szCs w:val="18"/>
+        </w:rPr>
+        <w:t xml:space="preserve"> </w:t>
+      </w:r>
+      <w:proofErr w:type="spellStart"/>
+      <w:r>
+        <w:rPr>
+          <w:rFonts w:ascii="Calibri" w:eastAsia="Calibri" w:hAnsi="Calibri" w:cs="Calibri"/>
+          <w:sz w:val="18"/>
+          <w:szCs w:val="18"/>
+        </w:rPr>
+        <w:t>completed</w:t>
+      </w:r>
+      <w:proofErr w:type="spellEnd"/>
+      <w:r>
+        <w:rPr>
+          <w:rFonts w:ascii="Calibri" w:eastAsia="Calibri" w:hAnsi="Calibri" w:cs="Calibri"/>
+          <w:sz w:val="18"/>
+          <w:szCs w:val="18"/>
+        </w:rPr>
+        <w:t xml:space="preserve"> a Job Shadowing </w:t>
+      </w:r>
+      <w:proofErr w:type="spellStart"/>
+      <w:r>
+        <w:rPr>
+          <w:rFonts w:ascii="Calibri" w:eastAsia="Calibri" w:hAnsi="Calibri" w:cs="Calibri"/>
+          <w:sz w:val="18"/>
+          <w:szCs w:val="18"/>
+        </w:rPr>
+        <w:t>Activity</w:t>
+      </w:r>
+      <w:proofErr w:type="spellEnd"/>
+      <w:r>
+        <w:rPr>
+          <w:rFonts w:ascii="Calibri" w:eastAsia="Calibri" w:hAnsi="Calibri" w:cs="Calibri"/>
+          <w:sz w:val="18"/>
+          <w:szCs w:val="18"/>
+        </w:rPr>
+        <w:t xml:space="preserve"> </w:t>
+      </w:r>
+      <w:proofErr w:type="spellStart"/>
+      <w:r>
+        <w:rPr>
+          <w:rFonts w:ascii="Calibri" w:eastAsia="Calibri" w:hAnsi="Calibri" w:cs="Calibri"/>
+          <w:sz w:val="18"/>
+          <w:szCs w:val="18"/>
+        </w:rPr>
+        <w:t>under</w:t>
+      </w:r>
+      <w:proofErr w:type="spellEnd"/>
+      <w:r>
+        <w:rPr>
+          <w:rFonts w:ascii="Calibri" w:eastAsia="Calibri" w:hAnsi="Calibri" w:cs="Calibri"/>
+          <w:sz w:val="18"/>
+          <w:szCs w:val="18"/>
+        </w:rPr>
+        <w:t xml:space="preserve"> </w:t>
+      </w:r>
+      <w:proofErr w:type="spellStart"/>
+      <w:r>
+        <w:rPr>
+          <w:rFonts w:ascii="Calibri" w:eastAsia="Calibri" w:hAnsi="Calibri" w:cs="Calibri"/>
+          <w:sz w:val="18"/>
+          <w:szCs w:val="18"/>
+        </w:rPr>
+        <w:t>the</w:t>
+      </w:r>
+      <w:proofErr w:type="spellEnd"/>
+      <w:r>
+        <w:rPr>
+          <w:rFonts w:ascii="Calibri" w:eastAsia="Calibri" w:hAnsi="Calibri" w:cs="Calibri"/>
+          <w:sz w:val="18"/>
+          <w:szCs w:val="18"/>
+        </w:rPr>
+        <w:t xml:space="preserve"> </w:t>
+      </w:r>
+      <w:proofErr w:type="spellStart"/>
+      <w:r>
+        <w:rPr>
+          <w:rFonts w:ascii="Calibri" w:eastAsia="Calibri" w:hAnsi="Calibri" w:cs="Calibri"/>
+          <w:sz w:val="18"/>
+          <w:szCs w:val="18"/>
+        </w:rPr>
+        <w:t>framework</w:t>
+      </w:r>
+      <w:proofErr w:type="spellEnd"/>
+      <w:r>
+        <w:rPr>
+          <w:rFonts w:ascii="Calibri" w:eastAsia="Calibri" w:hAnsi="Calibri" w:cs="Calibri"/>
+          <w:sz w:val="18"/>
+          <w:szCs w:val="18"/>
+        </w:rPr>
+        <w:t xml:space="preserve"> </w:t>
+      </w:r>
+      <w:proofErr w:type="spellStart"/>
+      <w:r>
+        <w:rPr>
+          <w:rFonts w:ascii="Calibri" w:eastAsia="Calibri" w:hAnsi="Calibri" w:cs="Calibri"/>
+          <w:sz w:val="18"/>
+          <w:szCs w:val="18"/>
+        </w:rPr>
+        <w:t>of</w:t>
+      </w:r>
+      <w:proofErr w:type="spellEnd"/>
+      <w:r>
+        <w:rPr>
+          <w:rFonts w:ascii="Calibri" w:eastAsia="Calibri" w:hAnsi="Calibri" w:cs="Calibri"/>
+          <w:sz w:val="18"/>
+          <w:szCs w:val="18"/>
+        </w:rPr>
+        <w:t xml:space="preserve"> </w:t>
+      </w:r>
+      <w:proofErr w:type="spellStart"/>
+      <w:r>
+        <w:rPr>
+          <w:rFonts w:ascii="Calibri" w:eastAsia="Calibri" w:hAnsi="Calibri" w:cs="Calibri"/>
+          <w:sz w:val="18"/>
+          <w:szCs w:val="18"/>
+        </w:rPr>
+        <w:t>the</w:t>
+      </w:r>
+      <w:proofErr w:type="spellEnd"/>
+      <w:r>
+        <w:rPr>
+          <w:rFonts w:ascii="Calibri" w:eastAsia="Calibri" w:hAnsi="Calibri" w:cs="Calibri"/>
+          <w:sz w:val="18"/>
+          <w:szCs w:val="18"/>
+        </w:rPr>
+        <w:t xml:space="preserve"> Erasmus+ </w:t>
+      </w:r>
+      <w:proofErr w:type="spellStart"/>
+      <w:r>
+        <w:rPr>
+          <w:rFonts w:ascii="Calibri" w:eastAsia="Calibri" w:hAnsi="Calibri" w:cs="Calibri"/>
+          <w:sz w:val="18"/>
+          <w:szCs w:val="18"/>
+        </w:rPr>
+        <w:t>Mobility</w:t>
+      </w:r>
+      <w:proofErr w:type="spellEnd"/>
+      <w:r>
+        <w:rPr>
+          <w:rFonts w:ascii="Calibri" w:eastAsia="Calibri" w:hAnsi="Calibri" w:cs="Calibri"/>
+          <w:sz w:val="18"/>
+          <w:szCs w:val="18"/>
+        </w:rPr>
+        <w:t xml:space="preserve"> School (SCH) </w:t>
+      </w:r>
+      <w:proofErr w:type="spellStart"/>
+      <w:r>
+        <w:rPr>
+          <w:rFonts w:ascii="Calibri" w:eastAsia="Calibri" w:hAnsi="Calibri" w:cs="Calibri"/>
+          <w:sz w:val="18"/>
+          <w:szCs w:val="18"/>
+        </w:rPr>
+        <w:t>programme</w:t>
+      </w:r>
+      <w:proofErr w:type="spellEnd"/>
+      <w:r>
+        <w:rPr>
+          <w:rFonts w:ascii="Calibri" w:eastAsia="Calibri" w:hAnsi="Calibri" w:cs="Calibri"/>
+          <w:sz w:val="18"/>
+          <w:szCs w:val="18"/>
+        </w:rPr>
+        <w:t>.</w:t>
       </w:r>
     </w:p>
     <w:p>
@@ -519,8 +1239,72 @@
           <w:sz w:val="18"/>
           <w:szCs w:val="18"/>
         </w:rPr>
-        <w:t xml:space="preserve"> Signature of the representative, stamp</w:t>
-      </w:r>
+        <w:t xml:space="preserve"> </w:t>
+      </w:r>
+      <w:proofErr w:type="spellStart"/>
+      <w:r>
+        <w:rPr>
+          <w:rFonts w:ascii="Calibri" w:eastAsia="Calibri" w:hAnsi="Calibri" w:cs="Calibri"/>
+          <w:sz w:val="18"/>
+          <w:szCs w:val="18"/>
+        </w:rPr>
+        <w:t>Signature</w:t>
+      </w:r>
+      <w:proofErr w:type="spellEnd"/>
+      <w:r>
+        <w:rPr>
+          <w:rFonts w:ascii="Calibri" w:eastAsia="Calibri" w:hAnsi="Calibri" w:cs="Calibri"/>
+          <w:sz w:val="18"/>
+          <w:szCs w:val="18"/>
+        </w:rPr>
+        <w:t xml:space="preserve"> </w:t>
+      </w:r>
+      <w:proofErr w:type="spellStart"/>
+      <w:r>
+        <w:rPr>
+          <w:rFonts w:ascii="Calibri" w:eastAsia="Calibri" w:hAnsi="Calibri" w:cs="Calibri"/>
+          <w:sz w:val="18"/>
+          <w:szCs w:val="18"/>
+        </w:rPr>
+        <w:t>of</w:t>
+      </w:r>
+      <w:proofErr w:type="spellEnd"/>
+      <w:r>
+        <w:rPr>
+          <w:rFonts w:ascii="Calibri" w:eastAsia="Calibri" w:hAnsi="Calibri" w:cs="Calibri"/>
+          <w:sz w:val="18"/>
+          <w:szCs w:val="18"/>
+        </w:rPr>
+        <w:t xml:space="preserve"> </w:t>
+      </w:r>
+      <w:proofErr w:type="spellStart"/>
+      <w:r>
+        <w:rPr>
+          <w:rFonts w:ascii="Calibri" w:eastAsia="Calibri" w:hAnsi="Calibri" w:cs="Calibri"/>
+          <w:sz w:val="18"/>
+          <w:szCs w:val="18"/>
+        </w:rPr>
+        <w:t>the</w:t>
+      </w:r>
+      <w:proofErr w:type="spellEnd"/>
+      <w:r>
+        <w:rPr>
+          <w:rFonts w:ascii="Calibri" w:eastAsia="Calibri" w:hAnsi="Calibri" w:cs="Calibri"/>
+          <w:sz w:val="18"/>
+          <w:szCs w:val="18"/>
+        </w:rPr>
+        <w:t xml:space="preserve"> representative, </w:t>
+      </w:r>
+      <w:proofErr w:type="spellStart"/>
+      <w:r>
+        <w:rPr>
+          <w:rFonts w:ascii="Calibri" w:eastAsia="Calibri" w:hAnsi="Calibri" w:cs="Calibri"/>
+          <w:sz w:val="18"/>
+          <w:szCs w:val="18"/>
+        </w:rPr>
+        <w:t>stamp</w:t>
+      </w:r>
+      <w:proofErr w:type="spellEnd"/>
       <w:r>
         <w:rPr>
           <w:rFonts w:ascii="Calibri" w:eastAsia="Calibri" w:hAnsi="Calibri" w:cs="Calibri"/>
@@ -528,8 +1312,72 @@
           <w:szCs w:val="18"/>
         </w:rPr>
         <w:tab/>
-        <w:t xml:space="preserve">          Signature of the representative, stamp</w:t>
-      </w:r>
+        <w:t xml:space="preserve">          </w:t>
+      </w:r>
+      <w:proofErr w:type="spellStart"/>
+      <w:r>
+        <w:rPr>
+          <w:rFonts w:ascii="Calibri" w:eastAsia="Calibri" w:hAnsi="Calibri" w:cs="Calibri"/>
+          <w:sz w:val="18"/>
+          <w:szCs w:val="18"/>
+        </w:rPr>
+        <w:t>Signature</w:t>
+      </w:r>
+      <w:proofErr w:type="spellEnd"/>
+      <w:r>
+        <w:rPr>
+          <w:rFonts w:ascii="Calibri" w:eastAsia="Calibri" w:hAnsi="Calibri" w:cs="Calibri"/>
+          <w:sz w:val="18"/>
+          <w:szCs w:val="18"/>
+        </w:rPr>
+        <w:t xml:space="preserve"> </w:t>
+      </w:r>
+      <w:proofErr w:type="spellStart"/>
+      <w:r>
+        <w:rPr>
+          <w:rFonts w:ascii="Calibri" w:eastAsia="Calibri" w:hAnsi="Calibri" w:cs="Calibri"/>
+          <w:sz w:val="18"/>
+          <w:szCs w:val="18"/>
+        </w:rPr>
+        <w:t>of</w:t>
+      </w:r>
+      <w:proofErr w:type="spellEnd"/>
+      <w:r>
+        <w:rPr>
+          <w:rFonts w:ascii="Calibri" w:eastAsia="Calibri" w:hAnsi="Calibri" w:cs="Calibri"/>
+          <w:sz w:val="18"/>
+          <w:szCs w:val="18"/>
+        </w:rPr>
+        <w:t xml:space="preserve"> </w:t>
+      </w:r>
+      <w:proofErr w:type="spellStart"/>
+      <w:r>
+        <w:rPr>
+          <w:rFonts w:ascii="Calibri" w:eastAsia="Calibri" w:hAnsi="Calibri" w:cs="Calibri"/>
+          <w:sz w:val="18"/>
+          <w:szCs w:val="18"/>
+        </w:rPr>
+        <w:t>the</w:t>
+      </w:r>
+      <w:proofErr w:type="spellEnd"/>
+      <w:r>
+        <w:rPr>
+          <w:rFonts w:ascii="Calibri" w:eastAsia="Calibri" w:hAnsi="Calibri" w:cs="Calibri"/>
+          <w:sz w:val="18"/>
+          <w:szCs w:val="18"/>
+        </w:rPr>
+        <w:t xml:space="preserve"> representative, </w:t>
+      </w:r>
+      <w:proofErr w:type="spellStart"/>
+      <w:r>
+        <w:rPr>
+          <w:rFonts w:ascii="Calibri" w:eastAsia="Calibri" w:hAnsi="Calibri" w:cs="Calibri"/>
+          <w:sz w:val="18"/>
+          <w:szCs w:val="18"/>
+        </w:rPr>
+        <w:t>stamp</w:t>
+      </w:r>
+      <w:proofErr w:type="spellEnd"/>
       <w:r>
         <w:rPr>
           <w:rFonts w:ascii="Calibri" w:eastAsia="Calibri" w:hAnsi="Calibri" w:cs="Calibri"/>
@@ -537,8 +1385,18 @@
           <w:szCs w:val="18"/>
         </w:rPr>
         <w:tab/>
-        <w:t xml:space="preserve">                 Signature</w:t>
-      </w:r>
+        <w:t xml:space="preserve">                 </w:t>
+      </w:r>
+      <w:proofErr w:type="spellStart"/>
+      <w:r>
+        <w:rPr>
+          <w:rFonts w:ascii="Calibri" w:eastAsia="Calibri" w:hAnsi="Calibri" w:cs="Calibri"/>
+          <w:sz w:val="18"/>
+          <w:szCs w:val="18"/>
+        </w:rPr>
+        <w:t>Signature</w:t>
+      </w:r>
+      <w:proofErr w:type="spellEnd"/>
     </w:p>
     <w:p>
       <w:pPr>
@@ -1328,6 +2186,7 @@
   <w:style w:type="character" w:default="1" w:styleId="DefaultParagraphFont">
     <w:name w:val="Default Paragraph Font"/>
     <w:uiPriority w:val="1"/>
+    <w:semiHidden/>
     <w:unhideWhenUsed/>
   </w:style>
   <w:style w:type="table" w:default="1" w:styleId="TableNormal">
